--- a/포트폴리오 제작 웹.docx
+++ b/포트폴리오 제작 웹.docx
@@ -12,11 +12,6 @@
     </w:p>
     <w:p/>
     <w:p>
-      <w:pPr>
-        <w:rPr>
-          <w:rFonts w:hint="eastAsia"/>
-        </w:rPr>
-      </w:pPr>
       <w:r>
         <w:rPr>
           <w:rFonts w:hint="eastAsia"/>
@@ -36,15 +31,7 @@
     </w:p>
     <w:p>
       <w:r>
-        <w:t xml:space="preserve">          (</w:t>
-      </w:r>
-      <w:proofErr w:type="spellStart"/>
-      <w:r>
-        <w:t>OpenAI</w:t>
-      </w:r>
-      <w:proofErr w:type="spellEnd"/>
-      <w:r>
-        <w:t xml:space="preserve"> GPT API)</w:t>
+        <w:t xml:space="preserve">          (OpenAI GPT API)</w:t>
       </w:r>
     </w:p>
     <w:p>
@@ -55,15 +42,7 @@
         <w:t xml:space="preserve">- </w:t>
       </w:r>
       <w:r>
-        <w:t xml:space="preserve">1. </w:t>
-      </w:r>
-      <w:proofErr w:type="spellStart"/>
-      <w:r>
-        <w:t>프론트엔드</w:t>
-      </w:r>
-      <w:proofErr w:type="spellEnd"/>
-      <w:r>
-        <w:t>: React</w:t>
+        <w:t>1. 프론트엔드: React</w:t>
       </w:r>
     </w:p>
     <w:p>
@@ -190,15 +169,7 @@
           </w:tcPr>
           <w:p>
             <w:r>
-              <w:t xml:space="preserve">사용자 정보 입력 폼 (이름, </w:t>
-            </w:r>
-            <w:proofErr w:type="spellStart"/>
-            <w:r>
-              <w:t>소개글</w:t>
-            </w:r>
-            <w:proofErr w:type="spellEnd"/>
-            <w:r>
-              <w:t>, 기술 스택, 프로젝트 등)</w:t>
+              <w:t>사용자 정보 입력 폼 (이름, 소개글, 기술 스택, 프로젝트 등)</w:t>
             </w:r>
           </w:p>
         </w:tc>
@@ -418,31 +389,12 @@
         <w:t>-</w:t>
       </w:r>
       <w:r>
-        <w:t xml:space="preserve"> </w:t>
-      </w:r>
-      <w:r>
-        <w:t xml:space="preserve">2. </w:t>
-      </w:r>
-      <w:proofErr w:type="spellStart"/>
-      <w:r>
-        <w:t>백엔드</w:t>
-      </w:r>
-      <w:proofErr w:type="spellEnd"/>
-      <w:r>
-        <w:t>: Spring Boot</w:t>
-      </w:r>
-    </w:p>
-    <w:p>
-      <w:r>
-        <w:t xml:space="preserve">API </w:t>
-      </w:r>
-      <w:proofErr w:type="spellStart"/>
-      <w:r>
-        <w:t>엔드포인트</w:t>
-      </w:r>
-      <w:proofErr w:type="spellEnd"/>
-      <w:r>
-        <w:t xml:space="preserve"> 예시</w:t>
+        <w:t xml:space="preserve"> 2. 백엔드: Spring Boot</w:t>
+      </w:r>
+    </w:p>
+    <w:p>
+      <w:r>
+        <w:t>API 엔드포인트 예시</w:t>
       </w:r>
     </w:p>
     <w:tbl>
@@ -559,15 +511,7 @@
           </w:tcPr>
           <w:p>
             <w:r>
-              <w:t>/</w:t>
-            </w:r>
-            <w:proofErr w:type="spellStart"/>
-            <w:r>
-              <w:t>api</w:t>
-            </w:r>
-            <w:proofErr w:type="spellEnd"/>
-            <w:r>
-              <w:t>/portfolio</w:t>
+              <w:t>/api/portfolio</w:t>
             </w:r>
           </w:p>
         </w:tc>
@@ -954,13 +898,8 @@
           </w:tcPr>
           <w:p>
             <w:r>
-              <w:t xml:space="preserve">Spring </w:t>
-            </w:r>
-            <w:proofErr w:type="spellStart"/>
-            <w:r>
-              <w:t>백엔드</w:t>
-            </w:r>
-            <w:proofErr w:type="spellEnd"/>
+              <w:t>Spring 백엔드</w:t>
+            </w:r>
           </w:p>
         </w:tc>
         <w:tc>
@@ -1045,10 +984,7 @@
     </w:tbl>
     <w:p>
       <w:r>
-        <w:t xml:space="preserve">- </w:t>
-      </w:r>
-      <w:r>
-        <w:t>4. 개발 순서 추천</w:t>
+        <w:t>- 4. 개발 순서 추천</w:t>
       </w:r>
     </w:p>
     <w:tbl>
@@ -1257,13 +1193,8 @@
             <w:hideMark/>
           </w:tcPr>
           <w:p>
-            <w:proofErr w:type="spellStart"/>
-            <w:r>
-              <w:t>퍼블릭</w:t>
-            </w:r>
-            <w:proofErr w:type="spellEnd"/>
-            <w:r>
-              <w:t xml:space="preserve"> 링크 /portfolio/</w:t>
+            <w:r>
+              <w:t>퍼블릭 링크 /portfolio/</w:t>
             </w:r>
             <w:proofErr w:type="gramStart"/>
             <w:r>
@@ -1371,15 +1302,7 @@
         </w:numPr>
       </w:pPr>
       <w:r>
-        <w:t xml:space="preserve">React 입력 폼 구조 + </w:t>
-      </w:r>
-      <w:proofErr w:type="spellStart"/>
-      <w:r>
-        <w:t>상태관리</w:t>
-      </w:r>
-      <w:proofErr w:type="spellEnd"/>
-      <w:r>
-        <w:t xml:space="preserve"> 코드</w:t>
+        <w:t>React 입력 폼 구조 + 상태관리 코드</w:t>
       </w:r>
     </w:p>
     <w:p>
@@ -1390,15 +1313,7 @@
         </w:numPr>
       </w:pPr>
       <w:r>
-        <w:t>Spring Boot API 컨트롤러 예시 (@</w:t>
-      </w:r>
-      <w:proofErr w:type="spellStart"/>
-      <w:r>
-        <w:t>RestController</w:t>
-      </w:r>
-      <w:proofErr w:type="spellEnd"/>
-      <w:r>
-        <w:t>)</w:t>
+        <w:t>Spring Boot API 컨트롤러 예시 (@RestController)</w:t>
       </w:r>
     </w:p>
     <w:p>
@@ -1427,13 +1342,8 @@
           <w:numId w:val="6"/>
         </w:numPr>
       </w:pPr>
-      <w:proofErr w:type="spellStart"/>
-      <w:r>
-        <w:t>퍼블릭</w:t>
-      </w:r>
-      <w:proofErr w:type="spellEnd"/>
-      <w:r>
-        <w:t xml:space="preserve"> 포트폴리오 URL 구조 설계</w:t>
+      <w:r>
+        <w:t>퍼블릭 포트폴리오 URL 구조 설계</w:t>
       </w:r>
     </w:p>
     <w:p>
@@ -1450,20 +1360,385 @@
     <w:p/>
     <w:p>
       <w:r>
-        <w:t xml:space="preserve">전체 디렉토리 구조 (프론트 + </w:t>
+        <w:t>전체 디렉토리 구조 (프론트 + 백엔드 분리형)</w:t>
+      </w:r>
+      <w:r>
+        <w:t xml:space="preserve"> </w:t>
+      </w:r>
+    </w:p>
+    <w:p>
+      <w:r>
+        <w:t>portfolio-</w:t>
       </w:r>
       <w:proofErr w:type="spellStart"/>
       <w:r>
-        <w:t>백엔드</w:t>
+        <w:t>ai</w:t>
       </w:r>
       <w:proofErr w:type="spellEnd"/>
       <w:r>
-        <w:t xml:space="preserve"> 분리형)</w:t>
+        <w:t>-app/</w:t>
+      </w:r>
+    </w:p>
+    <w:p>
+      <w:r>
+        <w:rPr>
+          <w:rFonts w:hint="eastAsia"/>
+        </w:rPr>
+        <w:t>├──</w:t>
+      </w:r>
+      <w:r>
+        <w:t xml:space="preserve"> frontend/</w:t>
+      </w:r>
+    </w:p>
+    <w:p>
+      <w:r>
+        <w:rPr>
+          <w:rFonts w:hint="eastAsia"/>
+        </w:rPr>
+        <w:t>│</w:t>
+      </w:r>
+      <w:r>
+        <w:t xml:space="preserve">   ├── pages/</w:t>
+      </w:r>
+    </w:p>
+    <w:p>
+      <w:r>
+        <w:rPr>
+          <w:rFonts w:hint="eastAsia"/>
+        </w:rPr>
+        <w:t>│</w:t>
+      </w:r>
+      <w:r>
+        <w:t xml:space="preserve">   │   ├── </w:t>
+      </w:r>
+      <w:proofErr w:type="spellStart"/>
+      <w:r>
+        <w:t>Home.tsx</w:t>
+      </w:r>
+      <w:proofErr w:type="spellEnd"/>
+    </w:p>
+    <w:p>
+      <w:r>
+        <w:rPr>
+          <w:rFonts w:hint="eastAsia"/>
+        </w:rPr>
+        <w:t>│</w:t>
+      </w:r>
+      <w:r>
+        <w:t xml:space="preserve">   │   ├── </w:t>
+      </w:r>
+      <w:proofErr w:type="spellStart"/>
+      <w:r>
+        <w:t>UploadJobPost.tsx</w:t>
+      </w:r>
+      <w:proofErr w:type="spellEnd"/>
+      <w:r>
+        <w:t xml:space="preserve">       // 채용공고 입력 화면</w:t>
+      </w:r>
+    </w:p>
+    <w:p>
+      <w:r>
+        <w:rPr>
+          <w:rFonts w:hint="eastAsia"/>
+        </w:rPr>
+        <w:t>│</w:t>
+      </w:r>
+      <w:r>
+        <w:t xml:space="preserve">   │   ├── </w:t>
+      </w:r>
+      <w:proofErr w:type="spellStart"/>
+      <w:r>
+        <w:t>AIRebuildResult.tsx</w:t>
+      </w:r>
+      <w:proofErr w:type="spellEnd"/>
+      <w:r>
+        <w:t xml:space="preserve">     // </w:t>
+      </w:r>
+      <w:proofErr w:type="spellStart"/>
+      <w:r>
+        <w:t>리모델링된</w:t>
+      </w:r>
+      <w:proofErr w:type="spellEnd"/>
+      <w:r>
+        <w:t xml:space="preserve"> 포트폴리오 </w:t>
+      </w:r>
+      <w:proofErr w:type="spellStart"/>
+      <w:r>
+        <w:t>미리보기</w:t>
+      </w:r>
+      <w:proofErr w:type="spellEnd"/>
+    </w:p>
+    <w:p>
+      <w:r>
+        <w:rPr>
+          <w:rFonts w:hint="eastAsia"/>
+        </w:rPr>
+        <w:t>│</w:t>
+      </w:r>
+      <w:r>
+        <w:t xml:space="preserve">   ├── components/</w:t>
+      </w:r>
+    </w:p>
+    <w:p>
+      <w:r>
+        <w:rPr>
+          <w:rFonts w:hint="eastAsia"/>
+        </w:rPr>
+        <w:t>│</w:t>
+      </w:r>
+      <w:r>
+        <w:t xml:space="preserve">   │   ├── </w:t>
+      </w:r>
+      <w:proofErr w:type="spellStart"/>
+      <w:r>
+        <w:t>JobPostInputForm.tsx</w:t>
+      </w:r>
+      <w:proofErr w:type="spellEnd"/>
+    </w:p>
+    <w:p>
+      <w:r>
+        <w:rPr>
+          <w:rFonts w:hint="eastAsia"/>
+        </w:rPr>
+        <w:t>│</w:t>
+      </w:r>
+      <w:r>
+        <w:t xml:space="preserve">   │   ├── </w:t>
+      </w:r>
+      <w:proofErr w:type="spellStart"/>
+      <w:r>
+        <w:t>HighlightedPortfolio.tsx</w:t>
+      </w:r>
+      <w:proofErr w:type="spellEnd"/>
+    </w:p>
+    <w:p>
+      <w:r>
+        <w:rPr>
+          <w:rFonts w:hint="eastAsia"/>
+        </w:rPr>
+        <w:t>│</w:t>
+      </w:r>
+      <w:r>
+        <w:t xml:space="preserve">   └── </w:t>
+      </w:r>
+      <w:proofErr w:type="spellStart"/>
+      <w:r>
+        <w:t>utils</w:t>
+      </w:r>
+      <w:proofErr w:type="spellEnd"/>
+      <w:r>
+        <w:t>/</w:t>
+      </w:r>
+    </w:p>
+    <w:p>
+      <w:r>
+        <w:rPr>
+          <w:rFonts w:hint="eastAsia"/>
+        </w:rPr>
+        <w:t>│</w:t>
+      </w:r>
+      <w:r>
+        <w:t xml:space="preserve">       └── </w:t>
+      </w:r>
+      <w:proofErr w:type="spellStart"/>
+      <w:r>
+        <w:t>extractKeywords.ts</w:t>
+      </w:r>
+      <w:proofErr w:type="spellEnd"/>
+      <w:r>
+        <w:t xml:space="preserve">      // 키워드 </w:t>
+      </w:r>
+      <w:proofErr w:type="spellStart"/>
+      <w:r>
+        <w:t>추출용</w:t>
+      </w:r>
+      <w:proofErr w:type="spellEnd"/>
+      <w:r>
+        <w:t xml:space="preserve"> GPT or rule-based</w:t>
+      </w:r>
+    </w:p>
+    <w:p>
+      <w:r>
+        <w:rPr>
+          <w:rFonts w:hint="eastAsia"/>
+        </w:rPr>
+        <w:t>│</w:t>
+      </w:r>
+    </w:p>
+    <w:p>
+      <w:r>
+        <w:rPr>
+          <w:rFonts w:hint="eastAsia"/>
+        </w:rPr>
+        <w:lastRenderedPageBreak/>
+        <w:t>├──</w:t>
+      </w:r>
+      <w:r>
+        <w:t xml:space="preserve"> backend/ (Java Spring Boot)</w:t>
+      </w:r>
+    </w:p>
+    <w:p>
+      <w:r>
+        <w:rPr>
+          <w:rFonts w:hint="eastAsia"/>
+        </w:rPr>
+        <w:t>│</w:t>
+      </w:r>
+      <w:r>
+        <w:t xml:space="preserve">   ├── controllers/</w:t>
+      </w:r>
+    </w:p>
+    <w:p>
+      <w:r>
+        <w:rPr>
+          <w:rFonts w:hint="eastAsia"/>
+        </w:rPr>
+        <w:t>│</w:t>
+      </w:r>
+      <w:r>
+        <w:t xml:space="preserve">   │   ├── JobPostController.java</w:t>
+      </w:r>
+    </w:p>
+    <w:p>
+      <w:r>
+        <w:rPr>
+          <w:rFonts w:hint="eastAsia"/>
+        </w:rPr>
+        <w:t>│</w:t>
+      </w:r>
+      <w:r>
+        <w:t xml:space="preserve">   │   └── GPTServiceController.java</w:t>
+      </w:r>
+    </w:p>
+    <w:p>
+      <w:r>
+        <w:rPr>
+          <w:rFonts w:hint="eastAsia"/>
+        </w:rPr>
+        <w:t>│</w:t>
+      </w:r>
+      <w:r>
+        <w:t xml:space="preserve">   ├── services/</w:t>
+      </w:r>
+    </w:p>
+    <w:p>
+      <w:r>
+        <w:rPr>
+          <w:rFonts w:hint="eastAsia"/>
+        </w:rPr>
+        <w:t>│</w:t>
+      </w:r>
+      <w:r>
+        <w:t xml:space="preserve">   │   ├── JobPostAnalysisService.java</w:t>
+      </w:r>
+    </w:p>
+    <w:p>
+      <w:r>
+        <w:rPr>
+          <w:rFonts w:hint="eastAsia"/>
+        </w:rPr>
+        <w:t>│</w:t>
+      </w:r>
+      <w:r>
+        <w:t xml:space="preserve">   │   └── PortfolioRebuilderService.java</w:t>
+      </w:r>
+    </w:p>
+    <w:p>
+      <w:r>
+        <w:rPr>
+          <w:rFonts w:hint="eastAsia"/>
+        </w:rPr>
+        <w:t>│</w:t>
+      </w:r>
+      <w:r>
+        <w:t xml:space="preserve">   └── models/</w:t>
+      </w:r>
+    </w:p>
+    <w:p>
+      <w:r>
+        <w:rPr>
+          <w:rFonts w:hint="eastAsia"/>
+        </w:rPr>
+        <w:t>│</w:t>
+      </w:r>
+      <w:r>
+        <w:t xml:space="preserve">       ├── JobPost.java</w:t>
+      </w:r>
+    </w:p>
+    <w:p>
+      <w:r>
+        <w:rPr>
+          <w:rFonts w:hint="eastAsia"/>
+        </w:rPr>
+        <w:t>│</w:t>
+      </w:r>
+      <w:r>
+        <w:t xml:space="preserve">       └── PortfolioData.java</w:t>
+      </w:r>
+    </w:p>
+    <w:p>
+      <w:r>
+        <w:rPr>
+          <w:rFonts w:hint="eastAsia"/>
+        </w:rPr>
+        <w:t>│</w:t>
+      </w:r>
+    </w:p>
+    <w:p>
+      <w:r>
+        <w:rPr>
+          <w:rFonts w:hint="eastAsia"/>
+        </w:rPr>
+        <w:t>├──</w:t>
       </w:r>
       <w:r>
         <w:t xml:space="preserve"> </w:t>
       </w:r>
-    </w:p>
+      <w:proofErr w:type="spellStart"/>
+      <w:r>
+        <w:t>db</w:t>
+      </w:r>
+      <w:proofErr w:type="spellEnd"/>
+      <w:r>
+        <w:t>/</w:t>
+      </w:r>
+    </w:p>
+    <w:p>
+      <w:r>
+        <w:rPr>
+          <w:rFonts w:hint="eastAsia"/>
+        </w:rPr>
+        <w:t>│</w:t>
+      </w:r>
+      <w:r>
+        <w:t xml:space="preserve">   ├── </w:t>
+      </w:r>
+      <w:proofErr w:type="spellStart"/>
+      <w:r>
+        <w:t>UserPortfolio.json</w:t>
+      </w:r>
+      <w:proofErr w:type="spellEnd"/>
+      <w:r>
+        <w:t xml:space="preserve"> or PostgreSQL</w:t>
+      </w:r>
+    </w:p>
+    <w:p>
+      <w:r>
+        <w:rPr>
+          <w:rFonts w:hint="eastAsia"/>
+        </w:rPr>
+        <w:t>│</w:t>
+      </w:r>
+      <w:r>
+        <w:t xml:space="preserve">   └── </w:t>
+      </w:r>
+      <w:proofErr w:type="spellStart"/>
+      <w:r>
+        <w:t>JobPostKeywords.json</w:t>
+      </w:r>
+      <w:proofErr w:type="spellEnd"/>
+    </w:p>
+    <w:p/>
     <w:p>
       <w:r>
         <w:t>portfolio-generator/</w:t>
@@ -1477,13 +1752,27 @@
         <w:t>├──</w:t>
       </w:r>
       <w:r>
-        <w:t xml:space="preserve"> backend/                     # Spring Boot </w:t>
+        <w:t xml:space="preserve"> backend/                     # Spring Boot 백엔드</w:t>
+      </w:r>
+    </w:p>
+    <w:p>
+      <w:r>
+        <w:rPr>
+          <w:rFonts w:hint="eastAsia"/>
+        </w:rPr>
+        <w:t>│</w:t>
+      </w:r>
+      <w:r>
+        <w:t xml:space="preserve">   ├── </w:t>
       </w:r>
       <w:proofErr w:type="spellStart"/>
       <w:r>
-        <w:t>백엔드</w:t>
+        <w:t>src</w:t>
       </w:r>
       <w:proofErr w:type="spellEnd"/>
+      <w:r>
+        <w:t>/</w:t>
+      </w:r>
     </w:p>
     <w:p>
       <w:r>
@@ -1493,15 +1782,48 @@
         <w:t>│</w:t>
       </w:r>
       <w:r>
-        <w:t xml:space="preserve">   ├── </w:t>
+        <w:t xml:space="preserve">   │   ├── main/</w:t>
+      </w:r>
+    </w:p>
+    <w:p>
+      <w:r>
+        <w:rPr>
+          <w:rFonts w:hint="eastAsia"/>
+        </w:rPr>
+        <w:t>│</w:t>
+      </w:r>
+      <w:r>
+        <w:t xml:space="preserve">   │   │   ├── java/com/example/portfolio/</w:t>
+      </w:r>
+    </w:p>
+    <w:p>
+      <w:r>
+        <w:rPr>
+          <w:rFonts w:hint="eastAsia"/>
+        </w:rPr>
+        <w:t>│</w:t>
+      </w:r>
+      <w:r>
+        <w:t xml:space="preserve">   │   │   │   ├── controller/         # REST API 컨트롤러</w:t>
+      </w:r>
+    </w:p>
+    <w:p>
+      <w:r>
+        <w:rPr>
+          <w:rFonts w:hint="eastAsia"/>
+        </w:rPr>
+        <w:t>│</w:t>
+      </w:r>
+      <w:r>
+        <w:t xml:space="preserve">   │   │   │   ├── </w:t>
       </w:r>
       <w:proofErr w:type="spellStart"/>
       <w:r>
-        <w:t>src</w:t>
+        <w:t>dto</w:t>
       </w:r>
       <w:proofErr w:type="spellEnd"/>
       <w:r>
-        <w:t>/</w:t>
+        <w:t>/                # 요청/응답 DTO</w:t>
       </w:r>
     </w:p>
     <w:p>
@@ -1512,7 +1834,7 @@
         <w:t>│</w:t>
       </w:r>
       <w:r>
-        <w:t xml:space="preserve">   │   ├── main/</w:t>
+        <w:t xml:space="preserve">   │   │   │   ├── entity/             # JPA 엔티티</w:t>
       </w:r>
     </w:p>
     <w:p>
@@ -1523,7 +1845,7 @@
         <w:t>│</w:t>
       </w:r>
       <w:r>
-        <w:t xml:space="preserve">   │   │   ├── java/com/example/portfolio/</w:t>
+        <w:t xml:space="preserve">   │   │   │   ├── repository/         # JPA 레포지토리</w:t>
       </w:r>
     </w:p>
     <w:p>
@@ -1534,8 +1856,13 @@
         <w:t>│</w:t>
       </w:r>
       <w:r>
-        <w:t xml:space="preserve">   │   │   │   ├── controller/         # REST API 컨트롤러</w:t>
-      </w:r>
+        <w:t xml:space="preserve">   │   │   │   ├── service/            # 비즈니스 </w:t>
+      </w:r>
+      <w:proofErr w:type="spellStart"/>
+      <w:r>
+        <w:t>로직</w:t>
+      </w:r>
+      <w:proofErr w:type="spellEnd"/>
     </w:p>
     <w:p>
       <w:r>
@@ -1545,85 +1872,7 @@
         <w:t>│</w:t>
       </w:r>
       <w:r>
-        <w:t xml:space="preserve">   │   │   │   ├── </w:t>
-      </w:r>
-      <w:proofErr w:type="spellStart"/>
-      <w:r>
-        <w:t>dto</w:t>
-      </w:r>
-      <w:proofErr w:type="spellEnd"/>
-      <w:r>
-        <w:t>/                # 요청/응답 DTO</w:t>
-      </w:r>
-    </w:p>
-    <w:p>
-      <w:r>
-        <w:rPr>
-          <w:rFonts w:hint="eastAsia"/>
-        </w:rPr>
-        <w:t>│</w:t>
-      </w:r>
-      <w:r>
-        <w:t xml:space="preserve">   │   │   │   ├── entity/             # JPA </w:t>
-      </w:r>
-      <w:proofErr w:type="spellStart"/>
-      <w:r>
-        <w:t>엔티티</w:t>
-      </w:r>
-      <w:proofErr w:type="spellEnd"/>
-    </w:p>
-    <w:p>
-      <w:r>
-        <w:rPr>
-          <w:rFonts w:hint="eastAsia"/>
-        </w:rPr>
-        <w:t>│</w:t>
-      </w:r>
-      <w:r>
-        <w:t xml:space="preserve">   │   │   │   ├── repository/         # JPA </w:t>
-      </w:r>
-      <w:proofErr w:type="spellStart"/>
-      <w:r>
-        <w:t>레포지토리</w:t>
-      </w:r>
-      <w:proofErr w:type="spellEnd"/>
-    </w:p>
-    <w:p>
-      <w:r>
-        <w:rPr>
-          <w:rFonts w:hint="eastAsia"/>
-        </w:rPr>
-        <w:t>│</w:t>
-      </w:r>
-      <w:r>
-        <w:t xml:space="preserve">   │   │   │   ├── service/            # 비즈니스 </w:t>
-      </w:r>
-      <w:proofErr w:type="spellStart"/>
-      <w:r>
-        <w:t>로직</w:t>
-      </w:r>
-      <w:proofErr w:type="spellEnd"/>
-    </w:p>
-    <w:p>
-      <w:r>
-        <w:rPr>
-          <w:rFonts w:hint="eastAsia"/>
-        </w:rPr>
-        <w:t>│</w:t>
-      </w:r>
-      <w:r>
         <w:t xml:space="preserve">   │   │   │   └── PortfolioGeneratorApplication.java</w:t>
-      </w:r>
-    </w:p>
-    <w:p>
-      <w:r>
-        <w:rPr>
-          <w:rFonts w:hint="eastAsia"/>
-        </w:rPr>
-        <w:t>│</w:t>
-      </w:r>
-      <w:r>
-        <w:t xml:space="preserve">   │   │   └── resources/</w:t>
       </w:r>
     </w:p>
     <w:p>
@@ -1635,6 +1884,17 @@
         <w:t>│</w:t>
       </w:r>
       <w:r>
+        <w:t xml:space="preserve">   │   │   └── resources/</w:t>
+      </w:r>
+    </w:p>
+    <w:p>
+      <w:r>
+        <w:rPr>
+          <w:rFonts w:hint="eastAsia"/>
+        </w:rPr>
+        <w:t>│</w:t>
+      </w:r>
+      <w:r>
         <w:t xml:space="preserve">   │   │       ├── </w:t>
       </w:r>
       <w:proofErr w:type="spellStart"/>
@@ -1692,13 +1952,38 @@
         <w:t>├──</w:t>
       </w:r>
       <w:r>
-        <w:t xml:space="preserve"> frontend/                    # React </w:t>
+        <w:t xml:space="preserve"> frontend/                    # React 프론트엔드</w:t>
+      </w:r>
+    </w:p>
+    <w:p>
+      <w:r>
+        <w:rPr>
+          <w:rFonts w:hint="eastAsia"/>
+        </w:rPr>
+        <w:t>│</w:t>
+      </w:r>
+      <w:r>
+        <w:t xml:space="preserve">   ├── public/                  # 정적 자원 (favicon, index.html 등)</w:t>
+      </w:r>
+    </w:p>
+    <w:p>
+      <w:r>
+        <w:rPr>
+          <w:rFonts w:hint="eastAsia"/>
+        </w:rPr>
+        <w:t>│</w:t>
+      </w:r>
+      <w:r>
+        <w:t xml:space="preserve">   ├── </w:t>
       </w:r>
       <w:proofErr w:type="spellStart"/>
       <w:r>
-        <w:t>프론트엔드</w:t>
+        <w:t>src</w:t>
       </w:r>
       <w:proofErr w:type="spellEnd"/>
+      <w:r>
+        <w:t>/</w:t>
+      </w:r>
     </w:p>
     <w:p>
       <w:r>
@@ -1708,7 +1993,7 @@
         <w:t>│</w:t>
       </w:r>
       <w:r>
-        <w:t xml:space="preserve">   ├── public/                  # 정적 자원 (favicon, index.html 등)</w:t>
+        <w:t xml:space="preserve">   │   ├── assets/              # 이미지, 아이콘 등</w:t>
       </w:r>
     </w:p>
     <w:p>
@@ -1719,16 +2004,135 @@
         <w:t>│</w:t>
       </w:r>
       <w:r>
+        <w:t xml:space="preserve">   │   ├── components/          # 재사용 가능한 UI 컴포넌트</w:t>
+      </w:r>
+    </w:p>
+    <w:p>
+      <w:r>
+        <w:rPr>
+          <w:rFonts w:hint="eastAsia"/>
+        </w:rPr>
+        <w:t>│</w:t>
+      </w:r>
+      <w:r>
+        <w:t xml:space="preserve">   │   ├── pages/               # Form, Preview, Portfolio 등 </w:t>
+      </w:r>
+      <w:proofErr w:type="spellStart"/>
+      <w:r>
+        <w:t>페이지별</w:t>
+      </w:r>
+      <w:proofErr w:type="spellEnd"/>
+      <w:r>
+        <w:t xml:space="preserve"> 컴포넌트</w:t>
+      </w:r>
+    </w:p>
+    <w:p>
+      <w:r>
+        <w:rPr>
+          <w:rFonts w:hint="eastAsia"/>
+        </w:rPr>
+        <w:t>│</w:t>
+      </w:r>
+      <w:r>
+        <w:t xml:space="preserve">   │   ├── services/            # API 호출 함수 모음 (Axios)</w:t>
+      </w:r>
+    </w:p>
+    <w:p>
+      <w:r>
+        <w:rPr>
+          <w:rFonts w:hint="eastAsia"/>
+        </w:rPr>
+        <w:t>│</w:t>
+      </w:r>
+      <w:r>
+        <w:t xml:space="preserve">   │   ├── contexts/            # 상태 관리 (ex. React Context or </w:t>
+      </w:r>
+      <w:proofErr w:type="spellStart"/>
+      <w:r>
+        <w:t>Zustand</w:t>
+      </w:r>
+      <w:proofErr w:type="spellEnd"/>
+      <w:r>
+        <w:t>)</w:t>
+      </w:r>
+    </w:p>
+    <w:p>
+      <w:r>
+        <w:rPr>
+          <w:rFonts w:hint="eastAsia"/>
+        </w:rPr>
+        <w:t>│</w:t>
+      </w:r>
+      <w:r>
+        <w:t xml:space="preserve">   │   ├── </w:t>
+      </w:r>
+      <w:proofErr w:type="spellStart"/>
+      <w:r>
+        <w:t>utils</w:t>
+      </w:r>
+      <w:proofErr w:type="spellEnd"/>
+      <w:r>
+        <w:t>/               # 템플릿 변환 함수, 헬퍼 함수</w:t>
+      </w:r>
+    </w:p>
+    <w:p>
+      <w:r>
+        <w:rPr>
+          <w:rFonts w:hint="eastAsia"/>
+        </w:rPr>
+        <w:t>│</w:t>
+      </w:r>
+      <w:r>
+        <w:t xml:space="preserve">   │   ├── </w:t>
+      </w:r>
+      <w:proofErr w:type="spellStart"/>
+      <w:r>
+        <w:t>App.tsx</w:t>
+      </w:r>
+      <w:proofErr w:type="spellEnd"/>
+    </w:p>
+    <w:p>
+      <w:r>
+        <w:rPr>
+          <w:rFonts w:hint="eastAsia"/>
+        </w:rPr>
+        <w:t>│</w:t>
+      </w:r>
+      <w:r>
+        <w:t xml:space="preserve">   │   └── </w:t>
+      </w:r>
+      <w:proofErr w:type="spellStart"/>
+      <w:r>
+        <w:t>main.tsx</w:t>
+      </w:r>
+      <w:proofErr w:type="spellEnd"/>
+    </w:p>
+    <w:p>
+      <w:r>
+        <w:rPr>
+          <w:rFonts w:hint="eastAsia"/>
+        </w:rPr>
+        <w:t>│</w:t>
+      </w:r>
+      <w:r>
+        <w:t xml:space="preserve">   ├── tailwind.config.js       # 스타일 설정</w:t>
+      </w:r>
+    </w:p>
+    <w:p>
+      <w:r>
+        <w:rPr>
+          <w:rFonts w:hint="eastAsia"/>
+        </w:rPr>
+        <w:t>│</w:t>
+      </w:r>
+      <w:r>
         <w:t xml:space="preserve">   ├── </w:t>
       </w:r>
       <w:proofErr w:type="spellStart"/>
       <w:r>
-        <w:t>src</w:t>
+        <w:t>package.json</w:t>
       </w:r>
       <w:proofErr w:type="spellEnd"/>
-      <w:r>
-        <w:t>/</w:t>
-      </w:r>
     </w:p>
     <w:p>
       <w:r>
@@ -1738,8 +2142,13 @@
         <w:t>│</w:t>
       </w:r>
       <w:r>
-        <w:t xml:space="preserve">   │   ├── assets/              # 이미지, 아이콘 등</w:t>
-      </w:r>
+        <w:t xml:space="preserve">   └── </w:t>
+      </w:r>
+      <w:proofErr w:type="spellStart"/>
+      <w:r>
+        <w:t>vite.config.ts</w:t>
+      </w:r>
+      <w:proofErr w:type="spellEnd"/>
     </w:p>
     <w:p>
       <w:r>
@@ -1748,176 +2157,6 @@
         </w:rPr>
         <w:t>│</w:t>
       </w:r>
-      <w:r>
-        <w:t xml:space="preserve">   │   ├── components/          # 재사용 가능한 UI 컴포넌트</w:t>
-      </w:r>
-    </w:p>
-    <w:p>
-      <w:r>
-        <w:rPr>
-          <w:rFonts w:hint="eastAsia"/>
-        </w:rPr>
-        <w:t>│</w:t>
-      </w:r>
-      <w:r>
-        <w:t xml:space="preserve">   │   ├── pages/               # Form, Preview, Portfolio 등 </w:t>
-      </w:r>
-      <w:proofErr w:type="spellStart"/>
-      <w:r>
-        <w:t>페이지별</w:t>
-      </w:r>
-      <w:proofErr w:type="spellEnd"/>
-      <w:r>
-        <w:t xml:space="preserve"> 컴포넌트</w:t>
-      </w:r>
-    </w:p>
-    <w:p>
-      <w:r>
-        <w:rPr>
-          <w:rFonts w:hint="eastAsia"/>
-        </w:rPr>
-        <w:t>│</w:t>
-      </w:r>
-      <w:r>
-        <w:t xml:space="preserve">   │   ├── services/            # API 호출 함수 모음 (</w:t>
-      </w:r>
-      <w:proofErr w:type="spellStart"/>
-      <w:r>
-        <w:t>Axios</w:t>
-      </w:r>
-      <w:proofErr w:type="spellEnd"/>
-      <w:r>
-        <w:t>)</w:t>
-      </w:r>
-    </w:p>
-    <w:p>
-      <w:r>
-        <w:rPr>
-          <w:rFonts w:hint="eastAsia"/>
-        </w:rPr>
-        <w:t>│</w:t>
-      </w:r>
-      <w:r>
-        <w:t xml:space="preserve">   │   ├── contexts/            # 상태 관리 (ex. React Context or </w:t>
-      </w:r>
-      <w:proofErr w:type="spellStart"/>
-      <w:r>
-        <w:t>Zustand</w:t>
-      </w:r>
-      <w:proofErr w:type="spellEnd"/>
-      <w:r>
-        <w:t>)</w:t>
-      </w:r>
-    </w:p>
-    <w:p>
-      <w:r>
-        <w:rPr>
-          <w:rFonts w:hint="eastAsia"/>
-        </w:rPr>
-        <w:t>│</w:t>
-      </w:r>
-      <w:r>
-        <w:t xml:space="preserve">   │   ├── </w:t>
-      </w:r>
-      <w:proofErr w:type="spellStart"/>
-      <w:r>
-        <w:t>utils</w:t>
-      </w:r>
-      <w:proofErr w:type="spellEnd"/>
-      <w:r>
-        <w:t xml:space="preserve">/               # 템플릿 변환 함수, </w:t>
-      </w:r>
-      <w:proofErr w:type="spellStart"/>
-      <w:r>
-        <w:t>헬퍼</w:t>
-      </w:r>
-      <w:proofErr w:type="spellEnd"/>
-      <w:r>
-        <w:t xml:space="preserve"> 함수</w:t>
-      </w:r>
-    </w:p>
-    <w:p>
-      <w:r>
-        <w:rPr>
-          <w:rFonts w:hint="eastAsia"/>
-        </w:rPr>
-        <w:t>│</w:t>
-      </w:r>
-      <w:r>
-        <w:t xml:space="preserve">   │   ├── </w:t>
-      </w:r>
-      <w:proofErr w:type="spellStart"/>
-      <w:r>
-        <w:t>App.tsx</w:t>
-      </w:r>
-      <w:proofErr w:type="spellEnd"/>
-    </w:p>
-    <w:p>
-      <w:r>
-        <w:rPr>
-          <w:rFonts w:hint="eastAsia"/>
-        </w:rPr>
-        <w:t>│</w:t>
-      </w:r>
-      <w:r>
-        <w:t xml:space="preserve">   │   └── </w:t>
-      </w:r>
-      <w:proofErr w:type="spellStart"/>
-      <w:r>
-        <w:t>main.tsx</w:t>
-      </w:r>
-      <w:proofErr w:type="spellEnd"/>
-    </w:p>
-    <w:p>
-      <w:r>
-        <w:rPr>
-          <w:rFonts w:hint="eastAsia"/>
-        </w:rPr>
-        <w:t>│</w:t>
-      </w:r>
-      <w:r>
-        <w:t xml:space="preserve">   ├── tailwind.config.js       # 스타일 설정</w:t>
-      </w:r>
-    </w:p>
-    <w:p>
-      <w:r>
-        <w:rPr>
-          <w:rFonts w:hint="eastAsia"/>
-        </w:rPr>
-        <w:t>│</w:t>
-      </w:r>
-      <w:r>
-        <w:t xml:space="preserve">   ├── </w:t>
-      </w:r>
-      <w:proofErr w:type="spellStart"/>
-      <w:r>
-        <w:t>package.json</w:t>
-      </w:r>
-      <w:proofErr w:type="spellEnd"/>
-    </w:p>
-    <w:p>
-      <w:r>
-        <w:rPr>
-          <w:rFonts w:hint="eastAsia"/>
-        </w:rPr>
-        <w:t>│</w:t>
-      </w:r>
-      <w:r>
-        <w:t xml:space="preserve">   └── </w:t>
-      </w:r>
-      <w:proofErr w:type="spellStart"/>
-      <w:r>
-        <w:t>vite.config.ts</w:t>
-      </w:r>
-      <w:proofErr w:type="spellEnd"/>
-    </w:p>
-    <w:p>
-      <w:r>
-        <w:rPr>
-          <w:rFonts w:hint="eastAsia"/>
-        </w:rPr>
-        <w:t>│</w:t>
-      </w:r>
     </w:p>
     <w:p>
       <w:r>
@@ -1939,13 +2178,8 @@
         <w:t>├──</w:t>
       </w:r>
       <w:r>
-        <w:t xml:space="preserve"> .</w:t>
-      </w:r>
-      <w:proofErr w:type="spellStart"/>
-      <w:r>
-        <w:t>gitignore</w:t>
-      </w:r>
-      <w:proofErr w:type="spellEnd"/>
+        <w:t xml:space="preserve"> .gitignore</w:t>
+      </w:r>
       <w:proofErr w:type="gramEnd"/>
     </w:p>
     <w:p>
@@ -2069,23 +2303,7 @@
           </w:tcPr>
           <w:p>
             <w:r>
-              <w:t xml:space="preserve">Spring Boot </w:t>
-            </w:r>
-            <w:proofErr w:type="spellStart"/>
-            <w:r>
-              <w:t>백엔드와</w:t>
-            </w:r>
-            <w:proofErr w:type="spellEnd"/>
-            <w:r>
-              <w:t xml:space="preserve"> </w:t>
-            </w:r>
-            <w:proofErr w:type="spellStart"/>
-            <w:r>
-              <w:t>Axios</w:t>
-            </w:r>
-            <w:proofErr w:type="spellEnd"/>
-            <w:r>
-              <w:t xml:space="preserve"> 통신</w:t>
+              <w:t>Spring Boot 백엔드와 Axios 통신</w:t>
             </w:r>
           </w:p>
         </w:tc>
@@ -2113,13 +2331,8 @@
             <w:hideMark/>
           </w:tcPr>
           <w:p>
-            <w:proofErr w:type="spellStart"/>
-            <w:r>
-              <w:t>application.yml</w:t>
-            </w:r>
-            <w:proofErr w:type="spellEnd"/>
-            <w:r>
-              <w:t>에 프론트 URL 허용</w:t>
+            <w:r>
+              <w:t>application.yml에 프론트 URL 허용</w:t>
             </w:r>
           </w:p>
         </w:tc>
@@ -2201,13 +2414,8 @@
             <w:hideMark/>
           </w:tcPr>
           <w:p>
-            <w:proofErr w:type="spellStart"/>
-            <w:r>
-              <w:t>퍼블릭</w:t>
-            </w:r>
-            <w:proofErr w:type="spellEnd"/>
-            <w:r>
-              <w:t xml:space="preserve"> 보기</w:t>
+            <w:r>
+              <w:t>퍼블릭 보기</w:t>
             </w:r>
           </w:p>
         </w:tc>
@@ -2263,18 +2471,1132 @@
             <w:hideMark/>
           </w:tcPr>
           <w:p>
-            <w:proofErr w:type="spellStart"/>
-            <w:r>
-              <w:t>백엔드에서</w:t>
-            </w:r>
-            <w:proofErr w:type="spellEnd"/>
-            <w:r>
-              <w:t xml:space="preserve"> HTML → PDF 변환 (Flying Saucer 등 사용)</w:t>
+            <w:r>
+              <w:t>백엔드에서 HTML → PDF 변환 (Flying Saucer 등 사용)</w:t>
             </w:r>
           </w:p>
         </w:tc>
       </w:tr>
     </w:tbl>
+    <w:p/>
+    <w:p/>
+    <w:p>
+      <w:pPr>
+        <w:rPr>
+          <w:b/>
+          <w:bCs/>
+        </w:rPr>
+      </w:pPr>
+      <w:r>
+        <w:rPr>
+          <w:rFonts w:ascii="Segoe UI Symbol" w:hAnsi="Segoe UI Symbol" w:cs="Segoe UI Symbol"/>
+          <w:b/>
+          <w:bCs/>
+        </w:rPr>
+        <w:t>✅</w:t>
+      </w:r>
+      <w:r>
+        <w:rPr>
+          <w:b/>
+          <w:bCs/>
+        </w:rPr>
+        <w:t xml:space="preserve"> </w:t>
+      </w:r>
+      <w:r>
+        <w:rPr>
+          <w:rFonts w:ascii="Segoe UI Symbol" w:hAnsi="Segoe UI Symbol" w:cs="Segoe UI Symbol"/>
+          <w:b/>
+          <w:bCs/>
+        </w:rPr>
+        <w:t>📄</w:t>
+      </w:r>
+      <w:r>
+        <w:rPr>
+          <w:b/>
+          <w:bCs/>
+        </w:rPr>
+        <w:t xml:space="preserve"> 입력 폼에 포함할 필드</w:t>
+      </w:r>
+    </w:p>
+    <w:p>
+      <w:pPr>
+        <w:rPr>
+          <w:b/>
+          <w:bCs/>
+        </w:rPr>
+      </w:pPr>
+      <w:r>
+        <w:rPr>
+          <w:rFonts w:ascii="맑은 고딕" w:hAnsi="맑은 고딕" w:cs="맑은 고딕"/>
+          <w:b/>
+          <w:bCs/>
+        </w:rPr>
+        <w:t>🧍</w:t>
+      </w:r>
+      <w:r>
+        <w:rPr>
+          <w:b/>
+          <w:bCs/>
+        </w:rPr>
+        <w:t xml:space="preserve"> 기본 정보</w:t>
+      </w:r>
+    </w:p>
+    <w:p>
+      <w:pPr>
+        <w:numPr>
+          <w:ilvl w:val="0"/>
+          <w:numId w:val="7"/>
+        </w:numPr>
+      </w:pPr>
+      <w:r>
+        <w:t>이름 (name)</w:t>
+      </w:r>
+    </w:p>
+    <w:p>
+      <w:pPr>
+        <w:numPr>
+          <w:ilvl w:val="0"/>
+          <w:numId w:val="7"/>
+        </w:numPr>
+      </w:pPr>
+      <w:r>
+        <w:t>직무 / 역할 (role)</w:t>
+      </w:r>
+    </w:p>
+    <w:p>
+      <w:pPr>
+        <w:numPr>
+          <w:ilvl w:val="0"/>
+          <w:numId w:val="7"/>
+        </w:numPr>
+      </w:pPr>
+      <w:r>
+        <w:t>소개글 (bio)</w:t>
+      </w:r>
+    </w:p>
+    <w:p>
+      <w:pPr>
+        <w:numPr>
+          <w:ilvl w:val="0"/>
+          <w:numId w:val="7"/>
+        </w:numPr>
+      </w:pPr>
+      <w:r>
+        <w:t>GitHub, Email, LinkedIn (links)</w:t>
+      </w:r>
+    </w:p>
+    <w:p>
+      <w:pPr>
+        <w:rPr>
+          <w:b/>
+          <w:bCs/>
+        </w:rPr>
+      </w:pPr>
+      <w:r>
+        <w:rPr>
+          <w:rFonts w:ascii="Segoe UI Symbol" w:hAnsi="Segoe UI Symbol" w:cs="Segoe UI Symbol"/>
+          <w:b/>
+          <w:bCs/>
+        </w:rPr>
+        <w:t>🛠</w:t>
+      </w:r>
+      <w:r>
+        <w:rPr>
+          <w:b/>
+          <w:bCs/>
+        </w:rPr>
+        <w:t xml:space="preserve"> 기술 스택</w:t>
+      </w:r>
+    </w:p>
+    <w:p>
+      <w:pPr>
+        <w:numPr>
+          <w:ilvl w:val="0"/>
+          <w:numId w:val="8"/>
+        </w:numPr>
+      </w:pPr>
+      <w:r>
+        <w:t>문자열 배열 형태 (</w:t>
+      </w:r>
+      <w:proofErr w:type="spellStart"/>
+      <w:r>
+        <w:t>techStack</w:t>
+      </w:r>
+      <w:proofErr w:type="spellEnd"/>
+      <w:r>
+        <w:t>[])</w:t>
+      </w:r>
+      <w:r>
+        <w:br/>
+        <w:t>예: React, Spring Boot, MySQL 등</w:t>
+      </w:r>
+    </w:p>
+    <w:p>
+      <w:pPr>
+        <w:rPr>
+          <w:b/>
+          <w:bCs/>
+        </w:rPr>
+      </w:pPr>
+      <w:r>
+        <w:rPr>
+          <w:rFonts w:ascii="Segoe UI Symbol" w:hAnsi="Segoe UI Symbol" w:cs="Segoe UI Symbol"/>
+          <w:b/>
+          <w:bCs/>
+        </w:rPr>
+        <w:t>📦</w:t>
+      </w:r>
+      <w:r>
+        <w:rPr>
+          <w:b/>
+          <w:bCs/>
+        </w:rPr>
+        <w:t xml:space="preserve"> 프로젝트들 (여러 개 입력 가능)</w:t>
+      </w:r>
+    </w:p>
+    <w:p>
+      <w:pPr>
+        <w:numPr>
+          <w:ilvl w:val="0"/>
+          <w:numId w:val="9"/>
+        </w:numPr>
+      </w:pPr>
+      <w:r>
+        <w:t>제목 (title)</w:t>
+      </w:r>
+    </w:p>
+    <w:p>
+      <w:pPr>
+        <w:numPr>
+          <w:ilvl w:val="0"/>
+          <w:numId w:val="9"/>
+        </w:numPr>
+      </w:pPr>
+      <w:r>
+        <w:t>설명 (description)</w:t>
+      </w:r>
+    </w:p>
+    <w:p>
+      <w:pPr>
+        <w:numPr>
+          <w:ilvl w:val="0"/>
+          <w:numId w:val="9"/>
+        </w:numPr>
+      </w:pPr>
+      <w:r>
+        <w:t>사용 기술 (techStack[])</w:t>
+      </w:r>
+    </w:p>
+    <w:p>
+      <w:pPr>
+        <w:numPr>
+          <w:ilvl w:val="0"/>
+          <w:numId w:val="9"/>
+        </w:numPr>
+      </w:pPr>
+      <w:r>
+        <w:t>GitHub 주소 (</w:t>
+      </w:r>
+      <w:proofErr w:type="spellStart"/>
+      <w:r>
+        <w:t>github</w:t>
+      </w:r>
+      <w:proofErr w:type="spellEnd"/>
+      <w:r>
+        <w:t>)</w:t>
+      </w:r>
+    </w:p>
+    <w:p>
+      <w:pPr>
+        <w:numPr>
+          <w:ilvl w:val="0"/>
+          <w:numId w:val="9"/>
+        </w:numPr>
+      </w:pPr>
+      <w:r>
+        <w:t>배포 주소 (demo)</w:t>
+      </w:r>
+    </w:p>
+    <w:p>
+      <w:pPr>
+        <w:numPr>
+          <w:ilvl w:val="0"/>
+          <w:numId w:val="9"/>
+        </w:numPr>
+      </w:pPr>
+      <w:r>
+        <w:t>대표 이미지 (선택) (</w:t>
+      </w:r>
+      <w:proofErr w:type="spellStart"/>
+      <w:r>
+        <w:t>imageUrl</w:t>
+      </w:r>
+      <w:proofErr w:type="spellEnd"/>
+      <w:r>
+        <w:t>)</w:t>
+      </w:r>
+    </w:p>
+    <w:p/>
+    <w:p>
+      <w:r>
+        <w:rPr>
+          <w:rFonts w:hint="eastAsia"/>
+        </w:rPr>
+        <w:t>추가 예정</w:t>
+      </w:r>
+    </w:p>
+    <w:p>
+      <w:proofErr w:type="gramStart"/>
+      <w:r>
+        <w:t xml:space="preserve">  </w:t>
+      </w:r>
+      <w:r>
+        <w:rPr>
+          <w:rFonts w:ascii="Segoe UI Symbol" w:hAnsi="Segoe UI Symbol" w:cs="Segoe UI Symbol"/>
+        </w:rPr>
+        <w:t>🔄</w:t>
+      </w:r>
+      <w:proofErr w:type="gramEnd"/>
+      <w:r>
+        <w:t xml:space="preserve"> "입력한 항목 수정하기" 기능</w:t>
+      </w:r>
+    </w:p>
+    <w:p>
+      <w:proofErr w:type="gramStart"/>
+      <w:r>
+        <w:t xml:space="preserve">  </w:t>
+      </w:r>
+      <w:r>
+        <w:rPr>
+          <w:rFonts w:ascii="Segoe UI Symbol" w:hAnsi="Segoe UI Symbol" w:cs="Segoe UI Symbol"/>
+        </w:rPr>
+        <w:t>📤</w:t>
+      </w:r>
+      <w:proofErr w:type="gramEnd"/>
+      <w:r>
+        <w:t xml:space="preserve"> 데이터 저장 (예: </w:t>
+      </w:r>
+      <w:proofErr w:type="spellStart"/>
+      <w:r>
+        <w:t>localStorage</w:t>
+      </w:r>
+      <w:proofErr w:type="spellEnd"/>
+      <w:r>
+        <w:t xml:space="preserve"> 또는 서버 전송)</w:t>
+      </w:r>
+    </w:p>
+    <w:p>
+      <w:proofErr w:type="gramStart"/>
+      <w:r>
+        <w:t xml:space="preserve">  </w:t>
+      </w:r>
+      <w:r>
+        <w:rPr>
+          <w:rFonts w:ascii="Segoe UI Symbol" w:hAnsi="Segoe UI Symbol" w:cs="Segoe UI Symbol"/>
+        </w:rPr>
+        <w:t>🎨</w:t>
+      </w:r>
+      <w:proofErr w:type="gramEnd"/>
+      <w:r>
+        <w:t xml:space="preserve"> Tailwind로 디자인 </w:t>
+      </w:r>
+      <w:proofErr w:type="spellStart"/>
+      <w:r>
+        <w:t>커스터마이징</w:t>
+      </w:r>
+      <w:proofErr w:type="spellEnd"/>
+    </w:p>
+    <w:p/>
+    <w:p/>
+    <w:p>
+      <w:pPr>
+        <w:rPr>
+          <w:b/>
+          <w:bCs/>
+        </w:rPr>
+      </w:pPr>
+      <w:r>
+        <w:rPr>
+          <w:b/>
+          <w:bCs/>
+        </w:rPr>
+        <w:t>단계별 개발 순서 추천</w:t>
+      </w:r>
+    </w:p>
+    <w:p>
+      <w:pPr>
+        <w:numPr>
+          <w:ilvl w:val="0"/>
+          <w:numId w:val="10"/>
+        </w:numPr>
+      </w:pPr>
+      <w:r>
+        <w:rPr>
+          <w:b/>
+          <w:bCs/>
+        </w:rPr>
+        <w:t>기존 React 입력폼 + 미리보기 구현</w:t>
+      </w:r>
+    </w:p>
+    <w:p>
+      <w:pPr>
+        <w:numPr>
+          <w:ilvl w:val="0"/>
+          <w:numId w:val="10"/>
+        </w:numPr>
+      </w:pPr>
+      <w:r>
+        <w:t xml:space="preserve">Spring Boot로 </w:t>
+      </w:r>
+      <w:r>
+        <w:rPr>
+          <w:b/>
+          <w:bCs/>
+        </w:rPr>
+        <w:t>REST API 서버 구축</w:t>
+      </w:r>
+    </w:p>
+    <w:p>
+      <w:pPr>
+        <w:numPr>
+          <w:ilvl w:val="0"/>
+          <w:numId w:val="10"/>
+        </w:numPr>
+      </w:pPr>
+      <w:r>
+        <w:t>PostgreSQL 또는 MongoDB 연동</w:t>
+      </w:r>
+    </w:p>
+    <w:p>
+      <w:pPr>
+        <w:numPr>
+          <w:ilvl w:val="0"/>
+          <w:numId w:val="10"/>
+        </w:numPr>
+      </w:pPr>
+      <w:r>
+        <w:t>API 통신 + DB 저장 기능 추가</w:t>
+      </w:r>
+    </w:p>
+    <w:p>
+      <w:pPr>
+        <w:numPr>
+          <w:ilvl w:val="0"/>
+          <w:numId w:val="10"/>
+        </w:numPr>
+      </w:pPr>
+      <w:r>
+        <w:t>GPT API 연동</w:t>
+      </w:r>
+    </w:p>
+    <w:p>
+      <w:pPr>
+        <w:numPr>
+          <w:ilvl w:val="0"/>
+          <w:numId w:val="10"/>
+        </w:numPr>
+      </w:pPr>
+      <w:r>
+        <w:t>사용자 인증/관리 추가</w:t>
+      </w:r>
+    </w:p>
+    <w:p>
+      <w:pPr>
+        <w:numPr>
+          <w:ilvl w:val="0"/>
+          <w:numId w:val="10"/>
+        </w:numPr>
+      </w:pPr>
+      <w:r>
+        <w:t xml:space="preserve">배포 (프론트: </w:t>
+      </w:r>
+      <w:proofErr w:type="spellStart"/>
+      <w:r>
+        <w:t>Vercel</w:t>
+      </w:r>
+      <w:proofErr w:type="spellEnd"/>
+      <w:r>
+        <w:t>, 백엔드: Render or EC2)</w:t>
+      </w:r>
+    </w:p>
+    <w:p/>
+    <w:p/>
+    <w:p>
+      <w:pPr>
+        <w:rPr>
+          <w:b/>
+          <w:bCs/>
+        </w:rPr>
+      </w:pPr>
+      <w:r>
+        <w:rPr>
+          <w:b/>
+          <w:bCs/>
+        </w:rPr>
+        <w:t>3. 작동 순서 (Flow)</w:t>
+      </w:r>
+    </w:p>
+    <w:p>
+      <w:pPr>
+        <w:numPr>
+          <w:ilvl w:val="0"/>
+          <w:numId w:val="11"/>
+        </w:numPr>
+      </w:pPr>
+      <w:r>
+        <w:rPr>
+          <w:b/>
+          <w:bCs/>
+        </w:rPr>
+        <w:t>사용자 입력</w:t>
+      </w:r>
+    </w:p>
+    <w:p>
+      <w:pPr>
+        <w:numPr>
+          <w:ilvl w:val="1"/>
+          <w:numId w:val="11"/>
+        </w:numPr>
+      </w:pPr>
+      <w:r>
+        <w:t xml:space="preserve">채용공고 URL </w:t>
+      </w:r>
+      <w:proofErr w:type="spellStart"/>
+      <w:r>
+        <w:t>붙여넣기</w:t>
+      </w:r>
+      <w:proofErr w:type="spellEnd"/>
+      <w:r>
+        <w:t xml:space="preserve"> or 공고 텍스트 직접 입력</w:t>
+      </w:r>
+    </w:p>
+    <w:p>
+      <w:pPr>
+        <w:numPr>
+          <w:ilvl w:val="0"/>
+          <w:numId w:val="11"/>
+        </w:numPr>
+      </w:pPr>
+      <w:r>
+        <w:rPr>
+          <w:b/>
+          <w:bCs/>
+        </w:rPr>
+        <w:t>공고 분석</w:t>
+      </w:r>
+    </w:p>
+    <w:p>
+      <w:pPr>
+        <w:numPr>
+          <w:ilvl w:val="1"/>
+          <w:numId w:val="11"/>
+        </w:numPr>
+      </w:pPr>
+      <w:r>
+        <w:t>[</w:t>
+      </w:r>
+      <w:proofErr w:type="spellStart"/>
+      <w:r>
+        <w:t>백엔드</w:t>
+      </w:r>
+      <w:proofErr w:type="spellEnd"/>
+      <w:r>
+        <w:t xml:space="preserve">] </w:t>
+      </w:r>
+      <w:proofErr w:type="spellStart"/>
+      <w:r>
+        <w:t>JobPostAnalysisService</w:t>
+      </w:r>
+      <w:proofErr w:type="spellEnd"/>
+    </w:p>
+    <w:p>
+      <w:pPr>
+        <w:numPr>
+          <w:ilvl w:val="2"/>
+          <w:numId w:val="11"/>
+        </w:numPr>
+      </w:pPr>
+      <w:r>
+        <w:t xml:space="preserve">GPT API 또는 </w:t>
+      </w:r>
+      <w:proofErr w:type="spellStart"/>
+      <w:r>
+        <w:t>크롤링</w:t>
+      </w:r>
+      <w:proofErr w:type="spellEnd"/>
+      <w:r>
+        <w:t>+Rule기반 방식으로 기술 키워드 추출</w:t>
+      </w:r>
+    </w:p>
+    <w:p>
+      <w:pPr>
+        <w:numPr>
+          <w:ilvl w:val="2"/>
+          <w:numId w:val="11"/>
+        </w:numPr>
+      </w:pPr>
+      <w:r>
+        <w:t>ex) ["React", "Java", "Leadership", "CI/CD", "AWS"]</w:t>
+      </w:r>
+    </w:p>
+    <w:p>
+      <w:pPr>
+        <w:numPr>
+          <w:ilvl w:val="0"/>
+          <w:numId w:val="11"/>
+        </w:numPr>
+      </w:pPr>
+      <w:r>
+        <w:rPr>
+          <w:b/>
+          <w:bCs/>
+        </w:rPr>
+        <w:t xml:space="preserve">포트폴리오 </w:t>
+      </w:r>
+      <w:proofErr w:type="spellStart"/>
+      <w:r>
+        <w:rPr>
+          <w:b/>
+          <w:bCs/>
+        </w:rPr>
+        <w:t>리모델링</w:t>
+      </w:r>
+      <w:proofErr w:type="spellEnd"/>
+    </w:p>
+    <w:p>
+      <w:pPr>
+        <w:numPr>
+          <w:ilvl w:val="1"/>
+          <w:numId w:val="11"/>
+        </w:numPr>
+      </w:pPr>
+      <w:r>
+        <w:t>사용자의 원래 포트폴리오 데이터 중 공고와 관련 높은 프로젝트 / 기술 우선 정</w:t>
+      </w:r>
+      <w:r>
+        <w:lastRenderedPageBreak/>
+        <w:t>렬</w:t>
+      </w:r>
+    </w:p>
+    <w:p>
+      <w:pPr>
+        <w:numPr>
+          <w:ilvl w:val="1"/>
+          <w:numId w:val="11"/>
+        </w:numPr>
+      </w:pPr>
+      <w:r>
+        <w:t>GPT로 요약/리프레이징도 가능 (e.g. “Implemented” → “Led implementation for</w:t>
+      </w:r>
+      <w:proofErr w:type="gramStart"/>
+      <w:r>
+        <w:t>...</w:t>
+      </w:r>
+      <w:proofErr w:type="gramEnd"/>
+      <w:r>
+        <w:t>”)</w:t>
+      </w:r>
+    </w:p>
+    <w:p>
+      <w:pPr>
+        <w:numPr>
+          <w:ilvl w:val="1"/>
+          <w:numId w:val="11"/>
+        </w:numPr>
+      </w:pPr>
+      <w:r>
+        <w:t>중요도 낮은 정보는 하단으로 이동 or 생략</w:t>
+      </w:r>
+    </w:p>
+    <w:p>
+      <w:pPr>
+        <w:numPr>
+          <w:ilvl w:val="0"/>
+          <w:numId w:val="11"/>
+        </w:numPr>
+      </w:pPr>
+      <w:r>
+        <w:rPr>
+          <w:b/>
+          <w:bCs/>
+        </w:rPr>
+        <w:t xml:space="preserve">사용자 </w:t>
+      </w:r>
+      <w:proofErr w:type="spellStart"/>
+      <w:r>
+        <w:rPr>
+          <w:b/>
+          <w:bCs/>
+        </w:rPr>
+        <w:t>미리보기</w:t>
+      </w:r>
+      <w:proofErr w:type="spellEnd"/>
+      <w:r>
+        <w:rPr>
+          <w:b/>
+          <w:bCs/>
+        </w:rPr>
+        <w:t xml:space="preserve"> 제공</w:t>
+      </w:r>
+    </w:p>
+    <w:p>
+      <w:pPr>
+        <w:numPr>
+          <w:ilvl w:val="1"/>
+          <w:numId w:val="11"/>
+        </w:numPr>
+      </w:pPr>
+      <w:proofErr w:type="spellStart"/>
+      <w:r>
+        <w:t>AIRebuildResult.tsx</w:t>
+      </w:r>
+      <w:proofErr w:type="spellEnd"/>
+      <w:r>
+        <w:t>에서 재구성된 포트폴리오 출력</w:t>
+      </w:r>
+    </w:p>
+    <w:p>
+      <w:pPr>
+        <w:numPr>
+          <w:ilvl w:val="1"/>
+          <w:numId w:val="11"/>
+        </w:numPr>
+      </w:pPr>
+      <w:r>
+        <w:t>"원본으로 보기", "수정하기", "이력서로 내보내기" 등 기능 제공</w:t>
+      </w:r>
+    </w:p>
+    <w:p/>
+    <w:p>
+      <w:r>
+        <w:rPr>
+          <w:rFonts w:hint="eastAsia"/>
+        </w:rPr>
+        <w:t>핵심기능</w:t>
+      </w:r>
+    </w:p>
+    <w:tbl>
+      <w:tblPr>
+        <w:tblW w:w="0" w:type="auto"/>
+        <w:tblCellSpacing w:w="15" w:type="dxa"/>
+        <w:tblCellMar>
+          <w:top w:w="15" w:type="dxa"/>
+          <w:left w:w="15" w:type="dxa"/>
+          <w:bottom w:w="15" w:type="dxa"/>
+          <w:right w:w="15" w:type="dxa"/>
+        </w:tblCellMar>
+        <w:tblLook w:val="04A0" w:firstRow="1" w:lastRow="0" w:firstColumn="1" w:lastColumn="0" w:noHBand="0" w:noVBand="1"/>
+      </w:tblPr>
+      <w:tblGrid>
+        <w:gridCol w:w="3034"/>
+        <w:gridCol w:w="66"/>
+        <w:gridCol w:w="3375"/>
+      </w:tblGrid>
+      <w:tr>
+        <w:trPr>
+          <w:tblHeader/>
+          <w:tblCellSpacing w:w="15" w:type="dxa"/>
+        </w:trPr>
+        <w:tc>
+          <w:tcPr>
+            <w:tcW w:w="0" w:type="auto"/>
+            <w:vAlign w:val="center"/>
+            <w:hideMark/>
+          </w:tcPr>
+          <w:p>
+            <w:pPr>
+              <w:rPr>
+                <w:b/>
+                <w:bCs/>
+              </w:rPr>
+            </w:pPr>
+            <w:r>
+              <w:rPr>
+                <w:b/>
+                <w:bCs/>
+              </w:rPr>
+              <w:t>기능</w:t>
+            </w:r>
+          </w:p>
+        </w:tc>
+        <w:tc>
+          <w:tcPr>
+            <w:tcW w:w="0" w:type="auto"/>
+          </w:tcPr>
+          <w:p>
+            <w:pPr>
+              <w:rPr>
+                <w:b/>
+                <w:bCs/>
+              </w:rPr>
+            </w:pPr>
+          </w:p>
+        </w:tc>
+        <w:tc>
+          <w:tcPr>
+            <w:tcW w:w="0" w:type="auto"/>
+            <w:vAlign w:val="center"/>
+            <w:hideMark/>
+          </w:tcPr>
+          <w:p>
+            <w:pPr>
+              <w:rPr>
+                <w:b/>
+                <w:bCs/>
+              </w:rPr>
+            </w:pPr>
+            <w:r>
+              <w:rPr>
+                <w:b/>
+                <w:bCs/>
+              </w:rPr>
+              <w:t>설명</w:t>
+            </w:r>
+          </w:p>
+        </w:tc>
+      </w:tr>
+      <w:tr>
+        <w:trPr>
+          <w:tblCellSpacing w:w="15" w:type="dxa"/>
+        </w:trPr>
+        <w:tc>
+          <w:tcPr>
+            <w:tcW w:w="0" w:type="auto"/>
+            <w:vAlign w:val="center"/>
+            <w:hideMark/>
+          </w:tcPr>
+          <w:p>
+            <w:r>
+              <w:t>채용공고 URL 또는 텍스트 입력</w:t>
+            </w:r>
+          </w:p>
+        </w:tc>
+        <w:tc>
+          <w:tcPr>
+            <w:tcW w:w="0" w:type="auto"/>
+          </w:tcPr>
+          <w:p/>
+        </w:tc>
+        <w:tc>
+          <w:tcPr>
+            <w:tcW w:w="0" w:type="auto"/>
+            <w:vAlign w:val="center"/>
+            <w:hideMark/>
+          </w:tcPr>
+          <w:p>
+            <w:r>
+              <w:t xml:space="preserve">링크 </w:t>
+            </w:r>
+            <w:proofErr w:type="spellStart"/>
+            <w:r>
+              <w:t>붙여넣기</w:t>
+            </w:r>
+            <w:proofErr w:type="spellEnd"/>
+            <w:r>
+              <w:t xml:space="preserve"> or 텍스트 복사</w:t>
+            </w:r>
+          </w:p>
+        </w:tc>
+      </w:tr>
+      <w:tr>
+        <w:trPr>
+          <w:tblCellSpacing w:w="15" w:type="dxa"/>
+        </w:trPr>
+        <w:tc>
+          <w:tcPr>
+            <w:tcW w:w="0" w:type="auto"/>
+            <w:vAlign w:val="center"/>
+            <w:hideMark/>
+          </w:tcPr>
+          <w:p>
+            <w:r>
+              <w:t xml:space="preserve">키워드 추출 및 </w:t>
+            </w:r>
+            <w:proofErr w:type="spellStart"/>
+            <w:r>
+              <w:t>가중치화</w:t>
+            </w:r>
+            <w:proofErr w:type="spellEnd"/>
+          </w:p>
+        </w:tc>
+        <w:tc>
+          <w:tcPr>
+            <w:tcW w:w="0" w:type="auto"/>
+          </w:tcPr>
+          <w:p/>
+        </w:tc>
+        <w:tc>
+          <w:tcPr>
+            <w:tcW w:w="0" w:type="auto"/>
+            <w:vAlign w:val="center"/>
+            <w:hideMark/>
+          </w:tcPr>
+          <w:p>
+            <w:r>
+              <w:t>GPT or Rule로 기술/역할 추출</w:t>
+            </w:r>
+          </w:p>
+        </w:tc>
+      </w:tr>
+      <w:tr>
+        <w:trPr>
+          <w:tblCellSpacing w:w="15" w:type="dxa"/>
+        </w:trPr>
+        <w:tc>
+          <w:tcPr>
+            <w:tcW w:w="0" w:type="auto"/>
+            <w:vAlign w:val="center"/>
+            <w:hideMark/>
+          </w:tcPr>
+          <w:p>
+            <w:r>
+              <w:t>포트폴리오 재정렬</w:t>
+            </w:r>
+          </w:p>
+        </w:tc>
+        <w:tc>
+          <w:tcPr>
+            <w:tcW w:w="0" w:type="auto"/>
+          </w:tcPr>
+          <w:p/>
+        </w:tc>
+        <w:tc>
+          <w:tcPr>
+            <w:tcW w:w="0" w:type="auto"/>
+            <w:vAlign w:val="center"/>
+            <w:hideMark/>
+          </w:tcPr>
+          <w:p>
+            <w:r>
+              <w:t>추출된 키워드 기반 필드 우선 정렬</w:t>
+            </w:r>
+          </w:p>
+        </w:tc>
+      </w:tr>
+      <w:tr>
+        <w:trPr>
+          <w:tblCellSpacing w:w="15" w:type="dxa"/>
+        </w:trPr>
+        <w:tc>
+          <w:tcPr>
+            <w:tcW w:w="0" w:type="auto"/>
+            <w:vAlign w:val="center"/>
+            <w:hideMark/>
+          </w:tcPr>
+          <w:p>
+            <w:r>
+              <w:t xml:space="preserve">문장 </w:t>
+            </w:r>
+            <w:proofErr w:type="spellStart"/>
+            <w:r>
+              <w:t>리프레이징</w:t>
+            </w:r>
+            <w:proofErr w:type="spellEnd"/>
+          </w:p>
+        </w:tc>
+        <w:tc>
+          <w:tcPr>
+            <w:tcW w:w="0" w:type="auto"/>
+          </w:tcPr>
+          <w:p/>
+        </w:tc>
+        <w:tc>
+          <w:tcPr>
+            <w:tcW w:w="0" w:type="auto"/>
+            <w:vAlign w:val="center"/>
+            <w:hideMark/>
+          </w:tcPr>
+          <w:p>
+            <w:r>
+              <w:t>GPT로 자연스러운 표현 보정</w:t>
+            </w:r>
+          </w:p>
+        </w:tc>
+      </w:tr>
+      <w:tr>
+        <w:trPr>
+          <w:tblCellSpacing w:w="15" w:type="dxa"/>
+        </w:trPr>
+        <w:tc>
+          <w:tcPr>
+            <w:tcW w:w="0" w:type="auto"/>
+            <w:vAlign w:val="center"/>
+            <w:hideMark/>
+          </w:tcPr>
+          <w:p>
+            <w:proofErr w:type="spellStart"/>
+            <w:r>
+              <w:t>하이라이팅</w:t>
+            </w:r>
+            <w:proofErr w:type="spellEnd"/>
+            <w:r>
+              <w:t xml:space="preserve"> 기능</w:t>
+            </w:r>
+          </w:p>
+        </w:tc>
+        <w:tc>
+          <w:tcPr>
+            <w:tcW w:w="0" w:type="auto"/>
+          </w:tcPr>
+          <w:p/>
+        </w:tc>
+        <w:tc>
+          <w:tcPr>
+            <w:tcW w:w="0" w:type="auto"/>
+            <w:vAlign w:val="center"/>
+            <w:hideMark/>
+          </w:tcPr>
+          <w:p>
+            <w:r>
+              <w:t xml:space="preserve">매칭된 </w:t>
+            </w:r>
+            <w:proofErr w:type="spellStart"/>
+            <w:r>
+              <w:t>기술스택</w:t>
+            </w:r>
+            <w:proofErr w:type="spellEnd"/>
+            <w:r>
+              <w:t xml:space="preserve"> 강조</w:t>
+            </w:r>
+          </w:p>
+        </w:tc>
+      </w:tr>
+      <w:tr>
+        <w:trPr>
+          <w:tblCellSpacing w:w="15" w:type="dxa"/>
+        </w:trPr>
+        <w:tc>
+          <w:tcPr>
+            <w:tcW w:w="0" w:type="auto"/>
+            <w:vAlign w:val="center"/>
+            <w:hideMark/>
+          </w:tcPr>
+          <w:p>
+            <w:r>
+              <w:t>다운로드/링크 공유</w:t>
+            </w:r>
+          </w:p>
+        </w:tc>
+        <w:tc>
+          <w:tcPr>
+            <w:tcW w:w="0" w:type="auto"/>
+          </w:tcPr>
+          <w:p/>
+        </w:tc>
+        <w:tc>
+          <w:tcPr>
+            <w:tcW w:w="0" w:type="auto"/>
+            <w:vAlign w:val="center"/>
+            <w:hideMark/>
+          </w:tcPr>
+          <w:p>
+            <w:r>
+              <w:t>맞춤 포트폴리오 내보내기 기능</w:t>
+            </w:r>
+          </w:p>
+        </w:tc>
+      </w:tr>
+    </w:tbl>
+    <w:p/>
+    <w:p>
+      <w:pPr>
+        <w:rPr>
+          <w:b/>
+          <w:bCs/>
+        </w:rPr>
+      </w:pPr>
+      <w:r>
+        <w:rPr>
+          <w:b/>
+          <w:bCs/>
+        </w:rPr>
+        <w:t>5. 추가 확장 가능성</w:t>
+      </w:r>
+    </w:p>
+    <w:p>
+      <w:pPr>
+        <w:numPr>
+          <w:ilvl w:val="0"/>
+          <w:numId w:val="12"/>
+        </w:numPr>
+      </w:pPr>
+      <w:r>
+        <w:rPr>
+          <w:rFonts w:ascii="Segoe UI Symbol" w:hAnsi="Segoe UI Symbol" w:cs="Segoe UI Symbol"/>
+        </w:rPr>
+        <w:t>📑</w:t>
+      </w:r>
+      <w:r>
+        <w:t xml:space="preserve"> 채용공고 </w:t>
+      </w:r>
+      <w:proofErr w:type="spellStart"/>
+      <w:r>
+        <w:t>히스토리</w:t>
+      </w:r>
+      <w:proofErr w:type="spellEnd"/>
+      <w:r>
+        <w:t xml:space="preserve"> 저장 및 추천 기반 모델 훈련</w:t>
+      </w:r>
+    </w:p>
+    <w:p>
+      <w:pPr>
+        <w:numPr>
+          <w:ilvl w:val="0"/>
+          <w:numId w:val="12"/>
+        </w:numPr>
+      </w:pPr>
+      <w:r>
+        <w:rPr>
+          <w:rFonts w:ascii="맑은 고딕" w:hAnsi="맑은 고딕" w:cs="맑은 고딕"/>
+        </w:rPr>
+        <w:t>🧩</w:t>
+      </w:r>
+      <w:r>
+        <w:t xml:space="preserve"> 유사 포지션 자동 매칭 (ex. “이런 공고에도 잘 어울립니다”)</w:t>
+      </w:r>
+    </w:p>
+    <w:p>
+      <w:pPr>
+        <w:numPr>
+          <w:ilvl w:val="0"/>
+          <w:numId w:val="12"/>
+        </w:numPr>
+      </w:pPr>
+      <w:r>
+        <w:rPr>
+          <w:rFonts w:ascii="Segoe UI Symbol" w:hAnsi="Segoe UI Symbol" w:cs="Segoe UI Symbol"/>
+        </w:rPr>
+        <w:t>📄</w:t>
+      </w:r>
+      <w:r>
+        <w:t xml:space="preserve"> 이력서 자동 생성 (.pdf)</w:t>
+      </w:r>
+    </w:p>
+    <w:p>
+      <w:pPr>
+        <w:numPr>
+          <w:ilvl w:val="0"/>
+          <w:numId w:val="12"/>
+        </w:numPr>
+      </w:pPr>
+      <w:r>
+        <w:rPr>
+          <w:rFonts w:ascii="맑은 고딕" w:hAnsi="맑은 고딕" w:cs="맑은 고딕"/>
+        </w:rPr>
+        <w:t>🧠</w:t>
+      </w:r>
+      <w:r>
+        <w:t xml:space="preserve"> 자가 분석 피드백 (부족한 </w:t>
+      </w:r>
+      <w:proofErr w:type="spellStart"/>
+      <w:r>
+        <w:t>기술스택</w:t>
+      </w:r>
+      <w:proofErr w:type="spellEnd"/>
+      <w:r>
+        <w:t xml:space="preserve"> or 프로젝트 제안)</w:t>
+      </w:r>
+    </w:p>
     <w:p>
       <w:pPr>
         <w:rPr>
@@ -2297,6 +3619,276 @@
 <file path=word/numbering.xml><?xml version="1.0" encoding="utf-8"?>
 <w:numbering xmlns:wpc="http://schemas.microsoft.com/office/word/2010/wordprocessingCanvas" xmlns:cx="http://schemas.microsoft.com/office/drawing/2014/chartex" xmlns:mc="http://schemas.openxmlformats.org/markup-compatibility/2006" xmlns:o="urn:schemas-microsoft-com:office:office" xmlns:r="http://schemas.openxmlformats.org/officeDocument/2006/relationships" xmlns:m="http://schemas.openxmlformats.org/officeDocument/2006/math" xmlns:v="urn:schemas-microsoft-com:vml" xmlns:wp14="http://schemas.microsoft.com/office/word/2010/wordprocessingDrawing" xmlns:wp="http://schemas.openxmlformats.org/drawingml/2006/wordprocessingDrawing" xmlns:w10="urn:schemas-microsoft-com:office:word" xmlns:w="http://schemas.openxmlformats.org/wordprocessingml/2006/main" xmlns:w14="http://schemas.microsoft.com/office/word/2010/wordml" xmlns:w15="http://schemas.microsoft.com/office/word/2012/wordml" xmlns:w16se="http://schemas.microsoft.com/office/word/2015/wordml/symex" xmlns:wpg="http://schemas.microsoft.com/office/word/2010/wordprocessingGroup" xmlns:wpi="http://schemas.microsoft.com/office/word/2010/wordprocessingInk" xmlns:wne="http://schemas.microsoft.com/office/word/2006/wordml" xmlns:wps="http://schemas.microsoft.com/office/word/2010/wordprocessingShape" mc:Ignorable="w14 w15 w16se wp14">
   <w:abstractNum w:abstractNumId="0" w15:restartNumberingAfterBreak="0">
+    <w:nsid w:val="0ECC5181"/>
+    <w:multiLevelType w:val="multilevel"/>
+    <w:tmpl w:val="F8E27FCA"/>
+    <w:lvl w:ilvl="0">
+      <w:start w:val="1"/>
+      <w:numFmt w:val="bullet"/>
+      <w:lvlText w:val=""/>
+      <w:lvlJc w:val="left"/>
+      <w:pPr>
+        <w:tabs>
+          <w:tab w:val="num" w:pos="720"/>
+        </w:tabs>
+        <w:ind w:left="720" w:hanging="360"/>
+      </w:pPr>
+      <w:rPr>
+        <w:rFonts w:ascii="Symbol" w:hAnsi="Symbol" w:hint="default"/>
+        <w:sz w:val="20"/>
+      </w:rPr>
+    </w:lvl>
+    <w:lvl w:ilvl="1" w:tentative="1">
+      <w:start w:val="1"/>
+      <w:numFmt w:val="bullet"/>
+      <w:lvlText w:val="o"/>
+      <w:lvlJc w:val="left"/>
+      <w:pPr>
+        <w:tabs>
+          <w:tab w:val="num" w:pos="1440"/>
+        </w:tabs>
+        <w:ind w:left="1440" w:hanging="360"/>
+      </w:pPr>
+      <w:rPr>
+        <w:rFonts w:ascii="Courier New" w:hAnsi="Courier New" w:hint="default"/>
+        <w:sz w:val="20"/>
+      </w:rPr>
+    </w:lvl>
+    <w:lvl w:ilvl="2" w:tentative="1">
+      <w:start w:val="1"/>
+      <w:numFmt w:val="bullet"/>
+      <w:lvlText w:val=""/>
+      <w:lvlJc w:val="left"/>
+      <w:pPr>
+        <w:tabs>
+          <w:tab w:val="num" w:pos="2160"/>
+        </w:tabs>
+        <w:ind w:left="2160" w:hanging="360"/>
+      </w:pPr>
+      <w:rPr>
+        <w:rFonts w:ascii="Wingdings" w:hAnsi="Wingdings" w:hint="default"/>
+        <w:sz w:val="20"/>
+      </w:rPr>
+    </w:lvl>
+    <w:lvl w:ilvl="3" w:tentative="1">
+      <w:start w:val="1"/>
+      <w:numFmt w:val="bullet"/>
+      <w:lvlText w:val=""/>
+      <w:lvlJc w:val="left"/>
+      <w:pPr>
+        <w:tabs>
+          <w:tab w:val="num" w:pos="2880"/>
+        </w:tabs>
+        <w:ind w:left="2880" w:hanging="360"/>
+      </w:pPr>
+      <w:rPr>
+        <w:rFonts w:ascii="Wingdings" w:hAnsi="Wingdings" w:hint="default"/>
+        <w:sz w:val="20"/>
+      </w:rPr>
+    </w:lvl>
+    <w:lvl w:ilvl="4" w:tentative="1">
+      <w:start w:val="1"/>
+      <w:numFmt w:val="bullet"/>
+      <w:lvlText w:val=""/>
+      <w:lvlJc w:val="left"/>
+      <w:pPr>
+        <w:tabs>
+          <w:tab w:val="num" w:pos="3600"/>
+        </w:tabs>
+        <w:ind w:left="3600" w:hanging="360"/>
+      </w:pPr>
+      <w:rPr>
+        <w:rFonts w:ascii="Wingdings" w:hAnsi="Wingdings" w:hint="default"/>
+        <w:sz w:val="20"/>
+      </w:rPr>
+    </w:lvl>
+    <w:lvl w:ilvl="5" w:tentative="1">
+      <w:start w:val="1"/>
+      <w:numFmt w:val="bullet"/>
+      <w:lvlText w:val=""/>
+      <w:lvlJc w:val="left"/>
+      <w:pPr>
+        <w:tabs>
+          <w:tab w:val="num" w:pos="4320"/>
+        </w:tabs>
+        <w:ind w:left="4320" w:hanging="360"/>
+      </w:pPr>
+      <w:rPr>
+        <w:rFonts w:ascii="Wingdings" w:hAnsi="Wingdings" w:hint="default"/>
+        <w:sz w:val="20"/>
+      </w:rPr>
+    </w:lvl>
+    <w:lvl w:ilvl="6" w:tentative="1">
+      <w:start w:val="1"/>
+      <w:numFmt w:val="bullet"/>
+      <w:lvlText w:val=""/>
+      <w:lvlJc w:val="left"/>
+      <w:pPr>
+        <w:tabs>
+          <w:tab w:val="num" w:pos="5040"/>
+        </w:tabs>
+        <w:ind w:left="5040" w:hanging="360"/>
+      </w:pPr>
+      <w:rPr>
+        <w:rFonts w:ascii="Wingdings" w:hAnsi="Wingdings" w:hint="default"/>
+        <w:sz w:val="20"/>
+      </w:rPr>
+    </w:lvl>
+    <w:lvl w:ilvl="7" w:tentative="1">
+      <w:start w:val="1"/>
+      <w:numFmt w:val="bullet"/>
+      <w:lvlText w:val=""/>
+      <w:lvlJc w:val="left"/>
+      <w:pPr>
+        <w:tabs>
+          <w:tab w:val="num" w:pos="5760"/>
+        </w:tabs>
+        <w:ind w:left="5760" w:hanging="360"/>
+      </w:pPr>
+      <w:rPr>
+        <w:rFonts w:ascii="Wingdings" w:hAnsi="Wingdings" w:hint="default"/>
+        <w:sz w:val="20"/>
+      </w:rPr>
+    </w:lvl>
+    <w:lvl w:ilvl="8" w:tentative="1">
+      <w:start w:val="1"/>
+      <w:numFmt w:val="bullet"/>
+      <w:lvlText w:val=""/>
+      <w:lvlJc w:val="left"/>
+      <w:pPr>
+        <w:tabs>
+          <w:tab w:val="num" w:pos="6480"/>
+        </w:tabs>
+        <w:ind w:left="6480" w:hanging="360"/>
+      </w:pPr>
+      <w:rPr>
+        <w:rFonts w:ascii="Wingdings" w:hAnsi="Wingdings" w:hint="default"/>
+        <w:sz w:val="20"/>
+      </w:rPr>
+    </w:lvl>
+  </w:abstractNum>
+  <w:abstractNum w:abstractNumId="1" w15:restartNumberingAfterBreak="0">
+    <w:nsid w:val="171824AE"/>
+    <w:multiLevelType w:val="multilevel"/>
+    <w:tmpl w:val="D3BA1A86"/>
+    <w:lvl w:ilvl="0">
+      <w:start w:val="1"/>
+      <w:numFmt w:val="decimal"/>
+      <w:lvlText w:val="%1."/>
+      <w:lvlJc w:val="left"/>
+      <w:pPr>
+        <w:tabs>
+          <w:tab w:val="num" w:pos="720"/>
+        </w:tabs>
+        <w:ind w:left="720" w:hanging="360"/>
+      </w:pPr>
+    </w:lvl>
+    <w:lvl w:ilvl="1">
+      <w:start w:val="1"/>
+      <w:numFmt w:val="bullet"/>
+      <w:lvlText w:val="o"/>
+      <w:lvlJc w:val="left"/>
+      <w:pPr>
+        <w:tabs>
+          <w:tab w:val="num" w:pos="1440"/>
+        </w:tabs>
+        <w:ind w:left="1440" w:hanging="360"/>
+      </w:pPr>
+      <w:rPr>
+        <w:rFonts w:ascii="Courier New" w:hAnsi="Courier New" w:hint="default"/>
+        <w:sz w:val="20"/>
+      </w:rPr>
+    </w:lvl>
+    <w:lvl w:ilvl="2">
+      <w:start w:val="1"/>
+      <w:numFmt w:val="bullet"/>
+      <w:lvlText w:val=""/>
+      <w:lvlJc w:val="left"/>
+      <w:pPr>
+        <w:tabs>
+          <w:tab w:val="num" w:pos="2160"/>
+        </w:tabs>
+        <w:ind w:left="2160" w:hanging="360"/>
+      </w:pPr>
+      <w:rPr>
+        <w:rFonts w:ascii="Wingdings" w:hAnsi="Wingdings" w:hint="default"/>
+        <w:sz w:val="20"/>
+      </w:rPr>
+    </w:lvl>
+    <w:lvl w:ilvl="3" w:tentative="1">
+      <w:start w:val="1"/>
+      <w:numFmt w:val="decimal"/>
+      <w:lvlText w:val="%4."/>
+      <w:lvlJc w:val="left"/>
+      <w:pPr>
+        <w:tabs>
+          <w:tab w:val="num" w:pos="2880"/>
+        </w:tabs>
+        <w:ind w:left="2880" w:hanging="360"/>
+      </w:pPr>
+    </w:lvl>
+    <w:lvl w:ilvl="4" w:tentative="1">
+      <w:start w:val="1"/>
+      <w:numFmt w:val="decimal"/>
+      <w:lvlText w:val="%5."/>
+      <w:lvlJc w:val="left"/>
+      <w:pPr>
+        <w:tabs>
+          <w:tab w:val="num" w:pos="3600"/>
+        </w:tabs>
+        <w:ind w:left="3600" w:hanging="360"/>
+      </w:pPr>
+    </w:lvl>
+    <w:lvl w:ilvl="5" w:tentative="1">
+      <w:start w:val="1"/>
+      <w:numFmt w:val="decimal"/>
+      <w:lvlText w:val="%6."/>
+      <w:lvlJc w:val="left"/>
+      <w:pPr>
+        <w:tabs>
+          <w:tab w:val="num" w:pos="4320"/>
+        </w:tabs>
+        <w:ind w:left="4320" w:hanging="360"/>
+      </w:pPr>
+    </w:lvl>
+    <w:lvl w:ilvl="6" w:tentative="1">
+      <w:start w:val="1"/>
+      <w:numFmt w:val="decimal"/>
+      <w:lvlText w:val="%7."/>
+      <w:lvlJc w:val="left"/>
+      <w:pPr>
+        <w:tabs>
+          <w:tab w:val="num" w:pos="5040"/>
+        </w:tabs>
+        <w:ind w:left="5040" w:hanging="360"/>
+      </w:pPr>
+    </w:lvl>
+    <w:lvl w:ilvl="7" w:tentative="1">
+      <w:start w:val="1"/>
+      <w:numFmt w:val="decimal"/>
+      <w:lvlText w:val="%8."/>
+      <w:lvlJc w:val="left"/>
+      <w:pPr>
+        <w:tabs>
+          <w:tab w:val="num" w:pos="5760"/>
+        </w:tabs>
+        <w:ind w:left="5760" w:hanging="360"/>
+      </w:pPr>
+    </w:lvl>
+    <w:lvl w:ilvl="8" w:tentative="1">
+      <w:start w:val="1"/>
+      <w:numFmt w:val="decimal"/>
+      <w:lvlText w:val="%9."/>
+      <w:lvlJc w:val="left"/>
+      <w:pPr>
+        <w:tabs>
+          <w:tab w:val="num" w:pos="6480"/>
+        </w:tabs>
+        <w:ind w:left="6480" w:hanging="360"/>
+      </w:pPr>
+    </w:lvl>
+  </w:abstractNum>
+  <w:abstractNum w:abstractNumId="2" w15:restartNumberingAfterBreak="0">
     <w:nsid w:val="312B0AC2"/>
     <w:multiLevelType w:val="multilevel"/>
     <w:tmpl w:val="DCD6B964"/>
@@ -2445,7 +4037,7 @@
       </w:rPr>
     </w:lvl>
   </w:abstractNum>
-  <w:abstractNum w:abstractNumId="1" w15:restartNumberingAfterBreak="0">
+  <w:abstractNum w:abstractNumId="3" w15:restartNumberingAfterBreak="0">
     <w:nsid w:val="3184581B"/>
     <w:multiLevelType w:val="multilevel"/>
     <w:tmpl w:val="AEF22C82"/>
@@ -2594,7 +4186,269 @@
       </w:rPr>
     </w:lvl>
   </w:abstractNum>
-  <w:abstractNum w:abstractNumId="2" w15:restartNumberingAfterBreak="0">
+  <w:abstractNum w:abstractNumId="4" w15:restartNumberingAfterBreak="0">
+    <w:nsid w:val="401351B4"/>
+    <w:multiLevelType w:val="multilevel"/>
+    <w:tmpl w:val="4A3C389A"/>
+    <w:lvl w:ilvl="0">
+      <w:start w:val="1"/>
+      <w:numFmt w:val="decimal"/>
+      <w:lvlText w:val="%1."/>
+      <w:lvlJc w:val="left"/>
+      <w:pPr>
+        <w:tabs>
+          <w:tab w:val="num" w:pos="720"/>
+        </w:tabs>
+        <w:ind w:left="720" w:hanging="360"/>
+      </w:pPr>
+    </w:lvl>
+    <w:lvl w:ilvl="1" w:tentative="1">
+      <w:start w:val="1"/>
+      <w:numFmt w:val="decimal"/>
+      <w:lvlText w:val="%2."/>
+      <w:lvlJc w:val="left"/>
+      <w:pPr>
+        <w:tabs>
+          <w:tab w:val="num" w:pos="1440"/>
+        </w:tabs>
+        <w:ind w:left="1440" w:hanging="360"/>
+      </w:pPr>
+    </w:lvl>
+    <w:lvl w:ilvl="2" w:tentative="1">
+      <w:start w:val="1"/>
+      <w:numFmt w:val="decimal"/>
+      <w:lvlText w:val="%3."/>
+      <w:lvlJc w:val="left"/>
+      <w:pPr>
+        <w:tabs>
+          <w:tab w:val="num" w:pos="2160"/>
+        </w:tabs>
+        <w:ind w:left="2160" w:hanging="360"/>
+      </w:pPr>
+    </w:lvl>
+    <w:lvl w:ilvl="3" w:tentative="1">
+      <w:start w:val="1"/>
+      <w:numFmt w:val="decimal"/>
+      <w:lvlText w:val="%4."/>
+      <w:lvlJc w:val="left"/>
+      <w:pPr>
+        <w:tabs>
+          <w:tab w:val="num" w:pos="2880"/>
+        </w:tabs>
+        <w:ind w:left="2880" w:hanging="360"/>
+      </w:pPr>
+    </w:lvl>
+    <w:lvl w:ilvl="4" w:tentative="1">
+      <w:start w:val="1"/>
+      <w:numFmt w:val="decimal"/>
+      <w:lvlText w:val="%5."/>
+      <w:lvlJc w:val="left"/>
+      <w:pPr>
+        <w:tabs>
+          <w:tab w:val="num" w:pos="3600"/>
+        </w:tabs>
+        <w:ind w:left="3600" w:hanging="360"/>
+      </w:pPr>
+    </w:lvl>
+    <w:lvl w:ilvl="5" w:tentative="1">
+      <w:start w:val="1"/>
+      <w:numFmt w:val="decimal"/>
+      <w:lvlText w:val="%6."/>
+      <w:lvlJc w:val="left"/>
+      <w:pPr>
+        <w:tabs>
+          <w:tab w:val="num" w:pos="4320"/>
+        </w:tabs>
+        <w:ind w:left="4320" w:hanging="360"/>
+      </w:pPr>
+    </w:lvl>
+    <w:lvl w:ilvl="6" w:tentative="1">
+      <w:start w:val="1"/>
+      <w:numFmt w:val="decimal"/>
+      <w:lvlText w:val="%7."/>
+      <w:lvlJc w:val="left"/>
+      <w:pPr>
+        <w:tabs>
+          <w:tab w:val="num" w:pos="5040"/>
+        </w:tabs>
+        <w:ind w:left="5040" w:hanging="360"/>
+      </w:pPr>
+    </w:lvl>
+    <w:lvl w:ilvl="7" w:tentative="1">
+      <w:start w:val="1"/>
+      <w:numFmt w:val="decimal"/>
+      <w:lvlText w:val="%8."/>
+      <w:lvlJc w:val="left"/>
+      <w:pPr>
+        <w:tabs>
+          <w:tab w:val="num" w:pos="5760"/>
+        </w:tabs>
+        <w:ind w:left="5760" w:hanging="360"/>
+      </w:pPr>
+    </w:lvl>
+    <w:lvl w:ilvl="8" w:tentative="1">
+      <w:start w:val="1"/>
+      <w:numFmt w:val="decimal"/>
+      <w:lvlText w:val="%9."/>
+      <w:lvlJc w:val="left"/>
+      <w:pPr>
+        <w:tabs>
+          <w:tab w:val="num" w:pos="6480"/>
+        </w:tabs>
+        <w:ind w:left="6480" w:hanging="360"/>
+      </w:pPr>
+    </w:lvl>
+  </w:abstractNum>
+  <w:abstractNum w:abstractNumId="5" w15:restartNumberingAfterBreak="0">
+    <w:nsid w:val="46DB11A2"/>
+    <w:multiLevelType w:val="multilevel"/>
+    <w:tmpl w:val="4C3888D0"/>
+    <w:lvl w:ilvl="0">
+      <w:start w:val="1"/>
+      <w:numFmt w:val="bullet"/>
+      <w:lvlText w:val=""/>
+      <w:lvlJc w:val="left"/>
+      <w:pPr>
+        <w:tabs>
+          <w:tab w:val="num" w:pos="720"/>
+        </w:tabs>
+        <w:ind w:left="720" w:hanging="360"/>
+      </w:pPr>
+      <w:rPr>
+        <w:rFonts w:ascii="Symbol" w:hAnsi="Symbol" w:hint="default"/>
+        <w:sz w:val="20"/>
+      </w:rPr>
+    </w:lvl>
+    <w:lvl w:ilvl="1" w:tentative="1">
+      <w:start w:val="1"/>
+      <w:numFmt w:val="bullet"/>
+      <w:lvlText w:val="o"/>
+      <w:lvlJc w:val="left"/>
+      <w:pPr>
+        <w:tabs>
+          <w:tab w:val="num" w:pos="1440"/>
+        </w:tabs>
+        <w:ind w:left="1440" w:hanging="360"/>
+      </w:pPr>
+      <w:rPr>
+        <w:rFonts w:ascii="Courier New" w:hAnsi="Courier New" w:hint="default"/>
+        <w:sz w:val="20"/>
+      </w:rPr>
+    </w:lvl>
+    <w:lvl w:ilvl="2" w:tentative="1">
+      <w:start w:val="1"/>
+      <w:numFmt w:val="bullet"/>
+      <w:lvlText w:val=""/>
+      <w:lvlJc w:val="left"/>
+      <w:pPr>
+        <w:tabs>
+          <w:tab w:val="num" w:pos="2160"/>
+        </w:tabs>
+        <w:ind w:left="2160" w:hanging="360"/>
+      </w:pPr>
+      <w:rPr>
+        <w:rFonts w:ascii="Wingdings" w:hAnsi="Wingdings" w:hint="default"/>
+        <w:sz w:val="20"/>
+      </w:rPr>
+    </w:lvl>
+    <w:lvl w:ilvl="3" w:tentative="1">
+      <w:start w:val="1"/>
+      <w:numFmt w:val="bullet"/>
+      <w:lvlText w:val=""/>
+      <w:lvlJc w:val="left"/>
+      <w:pPr>
+        <w:tabs>
+          <w:tab w:val="num" w:pos="2880"/>
+        </w:tabs>
+        <w:ind w:left="2880" w:hanging="360"/>
+      </w:pPr>
+      <w:rPr>
+        <w:rFonts w:ascii="Wingdings" w:hAnsi="Wingdings" w:hint="default"/>
+        <w:sz w:val="20"/>
+      </w:rPr>
+    </w:lvl>
+    <w:lvl w:ilvl="4" w:tentative="1">
+      <w:start w:val="1"/>
+      <w:numFmt w:val="bullet"/>
+      <w:lvlText w:val=""/>
+      <w:lvlJc w:val="left"/>
+      <w:pPr>
+        <w:tabs>
+          <w:tab w:val="num" w:pos="3600"/>
+        </w:tabs>
+        <w:ind w:left="3600" w:hanging="360"/>
+      </w:pPr>
+      <w:rPr>
+        <w:rFonts w:ascii="Wingdings" w:hAnsi="Wingdings" w:hint="default"/>
+        <w:sz w:val="20"/>
+      </w:rPr>
+    </w:lvl>
+    <w:lvl w:ilvl="5" w:tentative="1">
+      <w:start w:val="1"/>
+      <w:numFmt w:val="bullet"/>
+      <w:lvlText w:val=""/>
+      <w:lvlJc w:val="left"/>
+      <w:pPr>
+        <w:tabs>
+          <w:tab w:val="num" w:pos="4320"/>
+        </w:tabs>
+        <w:ind w:left="4320" w:hanging="360"/>
+      </w:pPr>
+      <w:rPr>
+        <w:rFonts w:ascii="Wingdings" w:hAnsi="Wingdings" w:hint="default"/>
+        <w:sz w:val="20"/>
+      </w:rPr>
+    </w:lvl>
+    <w:lvl w:ilvl="6" w:tentative="1">
+      <w:start w:val="1"/>
+      <w:numFmt w:val="bullet"/>
+      <w:lvlText w:val=""/>
+      <w:lvlJc w:val="left"/>
+      <w:pPr>
+        <w:tabs>
+          <w:tab w:val="num" w:pos="5040"/>
+        </w:tabs>
+        <w:ind w:left="5040" w:hanging="360"/>
+      </w:pPr>
+      <w:rPr>
+        <w:rFonts w:ascii="Wingdings" w:hAnsi="Wingdings" w:hint="default"/>
+        <w:sz w:val="20"/>
+      </w:rPr>
+    </w:lvl>
+    <w:lvl w:ilvl="7" w:tentative="1">
+      <w:start w:val="1"/>
+      <w:numFmt w:val="bullet"/>
+      <w:lvlText w:val=""/>
+      <w:lvlJc w:val="left"/>
+      <w:pPr>
+        <w:tabs>
+          <w:tab w:val="num" w:pos="5760"/>
+        </w:tabs>
+        <w:ind w:left="5760" w:hanging="360"/>
+      </w:pPr>
+      <w:rPr>
+        <w:rFonts w:ascii="Wingdings" w:hAnsi="Wingdings" w:hint="default"/>
+        <w:sz w:val="20"/>
+      </w:rPr>
+    </w:lvl>
+    <w:lvl w:ilvl="8" w:tentative="1">
+      <w:start w:val="1"/>
+      <w:numFmt w:val="bullet"/>
+      <w:lvlText w:val=""/>
+      <w:lvlJc w:val="left"/>
+      <w:pPr>
+        <w:tabs>
+          <w:tab w:val="num" w:pos="6480"/>
+        </w:tabs>
+        <w:ind w:left="6480" w:hanging="360"/>
+      </w:pPr>
+      <w:rPr>
+        <w:rFonts w:ascii="Wingdings" w:hAnsi="Wingdings" w:hint="default"/>
+        <w:sz w:val="20"/>
+      </w:rPr>
+    </w:lvl>
+  </w:abstractNum>
+  <w:abstractNum w:abstractNumId="6" w15:restartNumberingAfterBreak="0">
     <w:nsid w:val="472C23D2"/>
     <w:multiLevelType w:val="hybridMultilevel"/>
     <w:tmpl w:val="A524ED70"/>
@@ -2706,7 +4560,7 @@
       </w:rPr>
     </w:lvl>
   </w:abstractNum>
-  <w:abstractNum w:abstractNumId="3" w15:restartNumberingAfterBreak="0">
+  <w:abstractNum w:abstractNumId="7" w15:restartNumberingAfterBreak="0">
     <w:nsid w:val="57AE6DF1"/>
     <w:multiLevelType w:val="multilevel"/>
     <w:tmpl w:val="2770369C"/>
@@ -2855,7 +4709,7 @@
       </w:rPr>
     </w:lvl>
   </w:abstractNum>
-  <w:abstractNum w:abstractNumId="4" w15:restartNumberingAfterBreak="0">
+  <w:abstractNum w:abstractNumId="8" w15:restartNumberingAfterBreak="0">
     <w:nsid w:val="64751A45"/>
     <w:multiLevelType w:val="multilevel"/>
     <w:tmpl w:val="204A36C0"/>
@@ -3004,7 +4858,156 @@
       </w:rPr>
     </w:lvl>
   </w:abstractNum>
-  <w:abstractNum w:abstractNumId="5" w15:restartNumberingAfterBreak="0">
+  <w:abstractNum w:abstractNumId="9" w15:restartNumberingAfterBreak="0">
+    <w:nsid w:val="663A199B"/>
+    <w:multiLevelType w:val="multilevel"/>
+    <w:tmpl w:val="2172794C"/>
+    <w:lvl w:ilvl="0">
+      <w:start w:val="1"/>
+      <w:numFmt w:val="bullet"/>
+      <w:lvlText w:val=""/>
+      <w:lvlJc w:val="left"/>
+      <w:pPr>
+        <w:tabs>
+          <w:tab w:val="num" w:pos="720"/>
+        </w:tabs>
+        <w:ind w:left="720" w:hanging="360"/>
+      </w:pPr>
+      <w:rPr>
+        <w:rFonts w:ascii="Symbol" w:hAnsi="Symbol" w:hint="default"/>
+        <w:sz w:val="20"/>
+      </w:rPr>
+    </w:lvl>
+    <w:lvl w:ilvl="1" w:tentative="1">
+      <w:start w:val="1"/>
+      <w:numFmt w:val="bullet"/>
+      <w:lvlText w:val="o"/>
+      <w:lvlJc w:val="left"/>
+      <w:pPr>
+        <w:tabs>
+          <w:tab w:val="num" w:pos="1440"/>
+        </w:tabs>
+        <w:ind w:left="1440" w:hanging="360"/>
+      </w:pPr>
+      <w:rPr>
+        <w:rFonts w:ascii="Courier New" w:hAnsi="Courier New" w:hint="default"/>
+        <w:sz w:val="20"/>
+      </w:rPr>
+    </w:lvl>
+    <w:lvl w:ilvl="2" w:tentative="1">
+      <w:start w:val="1"/>
+      <w:numFmt w:val="bullet"/>
+      <w:lvlText w:val=""/>
+      <w:lvlJc w:val="left"/>
+      <w:pPr>
+        <w:tabs>
+          <w:tab w:val="num" w:pos="2160"/>
+        </w:tabs>
+        <w:ind w:left="2160" w:hanging="360"/>
+      </w:pPr>
+      <w:rPr>
+        <w:rFonts w:ascii="Wingdings" w:hAnsi="Wingdings" w:hint="default"/>
+        <w:sz w:val="20"/>
+      </w:rPr>
+    </w:lvl>
+    <w:lvl w:ilvl="3" w:tentative="1">
+      <w:start w:val="1"/>
+      <w:numFmt w:val="bullet"/>
+      <w:lvlText w:val=""/>
+      <w:lvlJc w:val="left"/>
+      <w:pPr>
+        <w:tabs>
+          <w:tab w:val="num" w:pos="2880"/>
+        </w:tabs>
+        <w:ind w:left="2880" w:hanging="360"/>
+      </w:pPr>
+      <w:rPr>
+        <w:rFonts w:ascii="Wingdings" w:hAnsi="Wingdings" w:hint="default"/>
+        <w:sz w:val="20"/>
+      </w:rPr>
+    </w:lvl>
+    <w:lvl w:ilvl="4" w:tentative="1">
+      <w:start w:val="1"/>
+      <w:numFmt w:val="bullet"/>
+      <w:lvlText w:val=""/>
+      <w:lvlJc w:val="left"/>
+      <w:pPr>
+        <w:tabs>
+          <w:tab w:val="num" w:pos="3600"/>
+        </w:tabs>
+        <w:ind w:left="3600" w:hanging="360"/>
+      </w:pPr>
+      <w:rPr>
+        <w:rFonts w:ascii="Wingdings" w:hAnsi="Wingdings" w:hint="default"/>
+        <w:sz w:val="20"/>
+      </w:rPr>
+    </w:lvl>
+    <w:lvl w:ilvl="5" w:tentative="1">
+      <w:start w:val="1"/>
+      <w:numFmt w:val="bullet"/>
+      <w:lvlText w:val=""/>
+      <w:lvlJc w:val="left"/>
+      <w:pPr>
+        <w:tabs>
+          <w:tab w:val="num" w:pos="4320"/>
+        </w:tabs>
+        <w:ind w:left="4320" w:hanging="360"/>
+      </w:pPr>
+      <w:rPr>
+        <w:rFonts w:ascii="Wingdings" w:hAnsi="Wingdings" w:hint="default"/>
+        <w:sz w:val="20"/>
+      </w:rPr>
+    </w:lvl>
+    <w:lvl w:ilvl="6" w:tentative="1">
+      <w:start w:val="1"/>
+      <w:numFmt w:val="bullet"/>
+      <w:lvlText w:val=""/>
+      <w:lvlJc w:val="left"/>
+      <w:pPr>
+        <w:tabs>
+          <w:tab w:val="num" w:pos="5040"/>
+        </w:tabs>
+        <w:ind w:left="5040" w:hanging="360"/>
+      </w:pPr>
+      <w:rPr>
+        <w:rFonts w:ascii="Wingdings" w:hAnsi="Wingdings" w:hint="default"/>
+        <w:sz w:val="20"/>
+      </w:rPr>
+    </w:lvl>
+    <w:lvl w:ilvl="7" w:tentative="1">
+      <w:start w:val="1"/>
+      <w:numFmt w:val="bullet"/>
+      <w:lvlText w:val=""/>
+      <w:lvlJc w:val="left"/>
+      <w:pPr>
+        <w:tabs>
+          <w:tab w:val="num" w:pos="5760"/>
+        </w:tabs>
+        <w:ind w:left="5760" w:hanging="360"/>
+      </w:pPr>
+      <w:rPr>
+        <w:rFonts w:ascii="Wingdings" w:hAnsi="Wingdings" w:hint="default"/>
+        <w:sz w:val="20"/>
+      </w:rPr>
+    </w:lvl>
+    <w:lvl w:ilvl="8" w:tentative="1">
+      <w:start w:val="1"/>
+      <w:numFmt w:val="bullet"/>
+      <w:lvlText w:val=""/>
+      <w:lvlJc w:val="left"/>
+      <w:pPr>
+        <w:tabs>
+          <w:tab w:val="num" w:pos="6480"/>
+        </w:tabs>
+        <w:ind w:left="6480" w:hanging="360"/>
+      </w:pPr>
+      <w:rPr>
+        <w:rFonts w:ascii="Wingdings" w:hAnsi="Wingdings" w:hint="default"/>
+        <w:sz w:val="20"/>
+      </w:rPr>
+    </w:lvl>
+  </w:abstractNum>
+  <w:abstractNum w:abstractNumId="10" w15:restartNumberingAfterBreak="0">
     <w:nsid w:val="737C3EAA"/>
     <w:multiLevelType w:val="hybridMultilevel"/>
     <w:tmpl w:val="CD584936"/>
@@ -3116,23 +5119,190 @@
       </w:rPr>
     </w:lvl>
   </w:abstractNum>
+  <w:abstractNum w:abstractNumId="11" w15:restartNumberingAfterBreak="0">
+    <w:nsid w:val="77E441AE"/>
+    <w:multiLevelType w:val="multilevel"/>
+    <w:tmpl w:val="CCA67DEE"/>
+    <w:lvl w:ilvl="0">
+      <w:start w:val="1"/>
+      <w:numFmt w:val="bullet"/>
+      <w:lvlText w:val=""/>
+      <w:lvlJc w:val="left"/>
+      <w:pPr>
+        <w:tabs>
+          <w:tab w:val="num" w:pos="720"/>
+        </w:tabs>
+        <w:ind w:left="720" w:hanging="360"/>
+      </w:pPr>
+      <w:rPr>
+        <w:rFonts w:ascii="Symbol" w:hAnsi="Symbol" w:hint="default"/>
+        <w:sz w:val="20"/>
+      </w:rPr>
+    </w:lvl>
+    <w:lvl w:ilvl="1" w:tentative="1">
+      <w:start w:val="1"/>
+      <w:numFmt w:val="bullet"/>
+      <w:lvlText w:val="o"/>
+      <w:lvlJc w:val="left"/>
+      <w:pPr>
+        <w:tabs>
+          <w:tab w:val="num" w:pos="1440"/>
+        </w:tabs>
+        <w:ind w:left="1440" w:hanging="360"/>
+      </w:pPr>
+      <w:rPr>
+        <w:rFonts w:ascii="Courier New" w:hAnsi="Courier New" w:hint="default"/>
+        <w:sz w:val="20"/>
+      </w:rPr>
+    </w:lvl>
+    <w:lvl w:ilvl="2" w:tentative="1">
+      <w:start w:val="1"/>
+      <w:numFmt w:val="bullet"/>
+      <w:lvlText w:val=""/>
+      <w:lvlJc w:val="left"/>
+      <w:pPr>
+        <w:tabs>
+          <w:tab w:val="num" w:pos="2160"/>
+        </w:tabs>
+        <w:ind w:left="2160" w:hanging="360"/>
+      </w:pPr>
+      <w:rPr>
+        <w:rFonts w:ascii="Wingdings" w:hAnsi="Wingdings" w:hint="default"/>
+        <w:sz w:val="20"/>
+      </w:rPr>
+    </w:lvl>
+    <w:lvl w:ilvl="3" w:tentative="1">
+      <w:start w:val="1"/>
+      <w:numFmt w:val="bullet"/>
+      <w:lvlText w:val=""/>
+      <w:lvlJc w:val="left"/>
+      <w:pPr>
+        <w:tabs>
+          <w:tab w:val="num" w:pos="2880"/>
+        </w:tabs>
+        <w:ind w:left="2880" w:hanging="360"/>
+      </w:pPr>
+      <w:rPr>
+        <w:rFonts w:ascii="Wingdings" w:hAnsi="Wingdings" w:hint="default"/>
+        <w:sz w:val="20"/>
+      </w:rPr>
+    </w:lvl>
+    <w:lvl w:ilvl="4" w:tentative="1">
+      <w:start w:val="1"/>
+      <w:numFmt w:val="bullet"/>
+      <w:lvlText w:val=""/>
+      <w:lvlJc w:val="left"/>
+      <w:pPr>
+        <w:tabs>
+          <w:tab w:val="num" w:pos="3600"/>
+        </w:tabs>
+        <w:ind w:left="3600" w:hanging="360"/>
+      </w:pPr>
+      <w:rPr>
+        <w:rFonts w:ascii="Wingdings" w:hAnsi="Wingdings" w:hint="default"/>
+        <w:sz w:val="20"/>
+      </w:rPr>
+    </w:lvl>
+    <w:lvl w:ilvl="5" w:tentative="1">
+      <w:start w:val="1"/>
+      <w:numFmt w:val="bullet"/>
+      <w:lvlText w:val=""/>
+      <w:lvlJc w:val="left"/>
+      <w:pPr>
+        <w:tabs>
+          <w:tab w:val="num" w:pos="4320"/>
+        </w:tabs>
+        <w:ind w:left="4320" w:hanging="360"/>
+      </w:pPr>
+      <w:rPr>
+        <w:rFonts w:ascii="Wingdings" w:hAnsi="Wingdings" w:hint="default"/>
+        <w:sz w:val="20"/>
+      </w:rPr>
+    </w:lvl>
+    <w:lvl w:ilvl="6" w:tentative="1">
+      <w:start w:val="1"/>
+      <w:numFmt w:val="bullet"/>
+      <w:lvlText w:val=""/>
+      <w:lvlJc w:val="left"/>
+      <w:pPr>
+        <w:tabs>
+          <w:tab w:val="num" w:pos="5040"/>
+        </w:tabs>
+        <w:ind w:left="5040" w:hanging="360"/>
+      </w:pPr>
+      <w:rPr>
+        <w:rFonts w:ascii="Wingdings" w:hAnsi="Wingdings" w:hint="default"/>
+        <w:sz w:val="20"/>
+      </w:rPr>
+    </w:lvl>
+    <w:lvl w:ilvl="7" w:tentative="1">
+      <w:start w:val="1"/>
+      <w:numFmt w:val="bullet"/>
+      <w:lvlText w:val=""/>
+      <w:lvlJc w:val="left"/>
+      <w:pPr>
+        <w:tabs>
+          <w:tab w:val="num" w:pos="5760"/>
+        </w:tabs>
+        <w:ind w:left="5760" w:hanging="360"/>
+      </w:pPr>
+      <w:rPr>
+        <w:rFonts w:ascii="Wingdings" w:hAnsi="Wingdings" w:hint="default"/>
+        <w:sz w:val="20"/>
+      </w:rPr>
+    </w:lvl>
+    <w:lvl w:ilvl="8" w:tentative="1">
+      <w:start w:val="1"/>
+      <w:numFmt w:val="bullet"/>
+      <w:lvlText w:val=""/>
+      <w:lvlJc w:val="left"/>
+      <w:pPr>
+        <w:tabs>
+          <w:tab w:val="num" w:pos="6480"/>
+        </w:tabs>
+        <w:ind w:left="6480" w:hanging="360"/>
+      </w:pPr>
+      <w:rPr>
+        <w:rFonts w:ascii="Wingdings" w:hAnsi="Wingdings" w:hint="default"/>
+        <w:sz w:val="20"/>
+      </w:rPr>
+    </w:lvl>
+  </w:abstractNum>
   <w:num w:numId="1">
+    <w:abstractNumId w:val="6"/>
+  </w:num>
+  <w:num w:numId="2">
+    <w:abstractNumId w:val="10"/>
+  </w:num>
+  <w:num w:numId="3">
     <w:abstractNumId w:val="2"/>
   </w:num>
-  <w:num w:numId="2">
-    <w:abstractNumId w:val="5"/>
+  <w:num w:numId="4">
+    <w:abstractNumId w:val="7"/>
   </w:num>
-  <w:num w:numId="3">
+  <w:num w:numId="5">
+    <w:abstractNumId w:val="8"/>
+  </w:num>
+  <w:num w:numId="6">
+    <w:abstractNumId w:val="3"/>
+  </w:num>
+  <w:num w:numId="7">
     <w:abstractNumId w:val="0"/>
   </w:num>
-  <w:num w:numId="4">
-    <w:abstractNumId w:val="3"/>
+  <w:num w:numId="8">
+    <w:abstractNumId w:val="9"/>
   </w:num>
-  <w:num w:numId="5">
+  <w:num w:numId="9">
+    <w:abstractNumId w:val="11"/>
+  </w:num>
+  <w:num w:numId="10">
     <w:abstractNumId w:val="4"/>
   </w:num>
-  <w:num w:numId="6">
+  <w:num w:numId="11">
     <w:abstractNumId w:val="1"/>
+  </w:num>
+  <w:num w:numId="12">
+    <w:abstractNumId w:val="5"/>
   </w:num>
 </w:numbering>
 </file>
